--- a/KHBD_Tin_học/Lớp_8/Tuần_09/De_on_tap_DGDK1_Tin_hoc_Lop_8.docx
+++ b/KHBD_Tin_học/Lớp_8/Tuần_09/De_on_tap_DGDK1_Tin_hoc_Lop_8.docx
@@ -1548,6 +1548,7 @@
     </w:p>
     <w:p>
       <w:pPr>
+        <w:keepNext/>
         <w:spacing w:before="80" w:after="40" w:line="276" w:lineRule="auto"/>
         <w:jc w:val="left"/>
       </w:pPr>
@@ -1564,38 +1565,52 @@
     </w:p>
     <w:p>
       <w:pPr>
+        <w:keepNext/>
+        <w:tabs>
+          <w:tab w:pos="360" w:val="left"/>
+          <w:tab w:pos="5112" w:val="left"/>
+        </w:tabs>
         <w:spacing w:before="0" w:after="20" w:line="276" w:lineRule="auto"/>
-        <w:jc w:val="left"/>
-      </w:pPr>
-      <w:r>
-        <w:rPr>
-          <w:rFonts w:ascii="Times New Roman" w:hAnsi="Times New Roman"/>
-          <w:b w:val="0"/>
-          <w:i w:val="0"/>
-          <w:sz w:val="24"/>
-          <w:rFonts w:ascii="Times New Roman" w:hAnsi="Times New Roman" w:cs="Times New Roman"/>
-        </w:rPr>
-        <w:t xml:space="preserve">    A. Đèn chân không         B. Transistor</w:t>
-      </w:r>
-    </w:p>
-    <w:p>
-      <w:pPr>
-        <w:spacing w:before="0" w:after="40" w:line="276" w:lineRule="auto"/>
-        <w:jc w:val="left"/>
-      </w:pPr>
-      <w:r>
-        <w:rPr>
-          <w:rFonts w:ascii="Times New Roman" w:hAnsi="Times New Roman"/>
-          <w:b w:val="0"/>
-          <w:i w:val="0"/>
-          <w:sz w:val="24"/>
-          <w:rFonts w:ascii="Times New Roman" w:hAnsi="Times New Roman" w:cs="Times New Roman"/>
-        </w:rPr>
-        <w:t xml:space="preserve">    C. IC         D. VLSI</w:t>
-      </w:r>
-    </w:p>
-    <w:p>
-      <w:pPr>
+      </w:pPr>
+      <w:r>
+        <w:rPr>
+          <w:rFonts w:ascii="Times New Roman" w:hAnsi="Times New Roman"/>
+          <w:b w:val="0"/>
+          <w:i w:val="0"/>
+          <w:sz w:val="24"/>
+          <w:rFonts w:ascii="Times New Roman" w:hAnsi="Times New Roman" w:cs="Times New Roman"/>
+        </w:rPr>
+        <w:tab/>
+        <w:t>A. Đèn chân không</w:t>
+        <w:tab/>
+        <w:t>B. Transistor</w:t>
+      </w:r>
+    </w:p>
+    <w:p>
+      <w:pPr>
+        <w:tabs>
+          <w:tab w:pos="360" w:val="left"/>
+          <w:tab w:pos="5112" w:val="left"/>
+        </w:tabs>
+        <w:spacing w:before="0" w:after="50" w:line="276" w:lineRule="auto"/>
+      </w:pPr>
+      <w:r>
+        <w:rPr>
+          <w:rFonts w:ascii="Times New Roman" w:hAnsi="Times New Roman"/>
+          <w:b w:val="0"/>
+          <w:i w:val="0"/>
+          <w:sz w:val="24"/>
+          <w:rFonts w:ascii="Times New Roman" w:hAnsi="Times New Roman" w:cs="Times New Roman"/>
+        </w:rPr>
+        <w:tab/>
+        <w:t>C. IC</w:t>
+        <w:tab/>
+        <w:t>D. VLSI</w:t>
+      </w:r>
+    </w:p>
+    <w:p>
+      <w:pPr>
+        <w:keepNext/>
         <w:spacing w:before="80" w:after="40" w:line="276" w:lineRule="auto"/>
         <w:jc w:val="left"/>
       </w:pPr>
@@ -1612,38 +1627,35 @@
     </w:p>
     <w:p>
       <w:pPr>
-        <w:spacing w:before="0" w:after="20" w:line="276" w:lineRule="auto"/>
-        <w:jc w:val="left"/>
-      </w:pPr>
-      <w:r>
-        <w:rPr>
-          <w:rFonts w:ascii="Times New Roman" w:hAnsi="Times New Roman"/>
-          <w:b w:val="0"/>
-          <w:i w:val="0"/>
-          <w:sz w:val="24"/>
-          <w:rFonts w:ascii="Times New Roman" w:hAnsi="Times New Roman" w:cs="Times New Roman"/>
-        </w:rPr>
-        <w:t xml:space="preserve">    A. Apple I         B. ENIAC</w:t>
-      </w:r>
-    </w:p>
-    <w:p>
-      <w:pPr>
-        <w:spacing w:before="0" w:after="40" w:line="276" w:lineRule="auto"/>
-        <w:jc w:val="left"/>
-      </w:pPr>
-      <w:r>
-        <w:rPr>
-          <w:rFonts w:ascii="Times New Roman" w:hAnsi="Times New Roman"/>
-          <w:b w:val="0"/>
-          <w:i w:val="0"/>
-          <w:sz w:val="24"/>
-          <w:rFonts w:ascii="Times New Roman" w:hAnsi="Times New Roman" w:cs="Times New Roman"/>
-        </w:rPr>
-        <w:t xml:space="preserve">    C. IBM PC         D. Pascaline</w:t>
-      </w:r>
-    </w:p>
-    <w:p>
-      <w:pPr>
+        <w:tabs>
+          <w:tab w:pos="360" w:val="left"/>
+          <w:tab w:pos="2664" w:val="left"/>
+          <w:tab w:pos="4968" w:val="left"/>
+          <w:tab w:pos="7272" w:val="left"/>
+        </w:tabs>
+        <w:spacing w:before="0" w:after="50" w:line="276" w:lineRule="auto"/>
+      </w:pPr>
+      <w:r>
+        <w:rPr>
+          <w:rFonts w:ascii="Times New Roman" w:hAnsi="Times New Roman"/>
+          <w:b w:val="0"/>
+          <w:i w:val="0"/>
+          <w:sz w:val="24"/>
+          <w:rFonts w:ascii="Times New Roman" w:hAnsi="Times New Roman" w:cs="Times New Roman"/>
+        </w:rPr>
+        <w:tab/>
+        <w:t>A. Apple I</w:t>
+        <w:tab/>
+        <w:t>B. ENIAC</w:t>
+        <w:tab/>
+        <w:t>C. IBM PC</w:t>
+        <w:tab/>
+        <w:t>D. Pascaline</w:t>
+      </w:r>
+    </w:p>
+    <w:p>
+      <w:pPr>
+        <w:keepNext/>
         <w:spacing w:before="80" w:after="40" w:line="276" w:lineRule="auto"/>
         <w:jc w:val="left"/>
       </w:pPr>
@@ -1660,38 +1672,52 @@
     </w:p>
     <w:p>
       <w:pPr>
+        <w:keepNext/>
+        <w:tabs>
+          <w:tab w:pos="360" w:val="left"/>
+          <w:tab w:pos="5112" w:val="left"/>
+        </w:tabs>
         <w:spacing w:before="0" w:after="20" w:line="276" w:lineRule="auto"/>
-        <w:jc w:val="left"/>
-      </w:pPr>
-      <w:r>
-        <w:rPr>
-          <w:rFonts w:ascii="Times New Roman" w:hAnsi="Times New Roman"/>
-          <w:b w:val="0"/>
-          <w:i w:val="0"/>
-          <w:sz w:val="24"/>
-          <w:rFonts w:ascii="Times New Roman" w:hAnsi="Times New Roman" w:cs="Times New Roman"/>
-        </w:rPr>
-        <w:t xml:space="preserve">    A. Đèn chân không         B. Transistor (bóng bán dẫn)</w:t>
-      </w:r>
-    </w:p>
-    <w:p>
-      <w:pPr>
-        <w:spacing w:before="0" w:after="40" w:line="276" w:lineRule="auto"/>
-        <w:jc w:val="left"/>
-      </w:pPr>
-      <w:r>
-        <w:rPr>
-          <w:rFonts w:ascii="Times New Roman" w:hAnsi="Times New Roman"/>
-          <w:b w:val="0"/>
-          <w:i w:val="0"/>
-          <w:sz w:val="24"/>
-          <w:rFonts w:ascii="Times New Roman" w:hAnsi="Times New Roman" w:cs="Times New Roman"/>
-        </w:rPr>
-        <w:t xml:space="preserve">    C. IC         D. VLSI</w:t>
-      </w:r>
-    </w:p>
-    <w:p>
-      <w:pPr>
+      </w:pPr>
+      <w:r>
+        <w:rPr>
+          <w:rFonts w:ascii="Times New Roman" w:hAnsi="Times New Roman"/>
+          <w:b w:val="0"/>
+          <w:i w:val="0"/>
+          <w:sz w:val="24"/>
+          <w:rFonts w:ascii="Times New Roman" w:hAnsi="Times New Roman" w:cs="Times New Roman"/>
+        </w:rPr>
+        <w:tab/>
+        <w:t>A. Đèn chân không</w:t>
+        <w:tab/>
+        <w:t>B. Transistor (bóng bán dẫn)</w:t>
+      </w:r>
+    </w:p>
+    <w:p>
+      <w:pPr>
+        <w:tabs>
+          <w:tab w:pos="360" w:val="left"/>
+          <w:tab w:pos="5112" w:val="left"/>
+        </w:tabs>
+        <w:spacing w:before="0" w:after="50" w:line="276" w:lineRule="auto"/>
+      </w:pPr>
+      <w:r>
+        <w:rPr>
+          <w:rFonts w:ascii="Times New Roman" w:hAnsi="Times New Roman"/>
+          <w:b w:val="0"/>
+          <w:i w:val="0"/>
+          <w:sz w:val="24"/>
+          <w:rFonts w:ascii="Times New Roman" w:hAnsi="Times New Roman" w:cs="Times New Roman"/>
+        </w:rPr>
+        <w:tab/>
+        <w:t>C. IC</w:t>
+        <w:tab/>
+        <w:t>D. VLSI</w:t>
+      </w:r>
+    </w:p>
+    <w:p>
+      <w:pPr>
+        <w:keepNext/>
         <w:spacing w:before="80" w:after="40" w:line="276" w:lineRule="auto"/>
         <w:jc w:val="left"/>
       </w:pPr>
@@ -1708,38 +1734,52 @@
     </w:p>
     <w:p>
       <w:pPr>
+        <w:keepNext/>
+        <w:tabs>
+          <w:tab w:pos="360" w:val="left"/>
+          <w:tab w:pos="5112" w:val="left"/>
+        </w:tabs>
         <w:spacing w:before="0" w:after="20" w:line="276" w:lineRule="auto"/>
-        <w:jc w:val="left"/>
-      </w:pPr>
-      <w:r>
-        <w:rPr>
-          <w:rFonts w:ascii="Times New Roman" w:hAnsi="Times New Roman"/>
-          <w:b w:val="0"/>
-          <w:i w:val="0"/>
-          <w:sz w:val="24"/>
-          <w:rFonts w:ascii="Times New Roman" w:hAnsi="Times New Roman" w:cs="Times New Roman"/>
-        </w:rPr>
-        <w:t xml:space="preserve">    A. Đèn chân không         B. Transistor</w:t>
-      </w:r>
-    </w:p>
-    <w:p>
-      <w:pPr>
-        <w:spacing w:before="0" w:after="40" w:line="276" w:lineRule="auto"/>
-        <w:jc w:val="left"/>
-      </w:pPr>
-      <w:r>
-        <w:rPr>
-          <w:rFonts w:ascii="Times New Roman" w:hAnsi="Times New Roman"/>
-          <w:b w:val="0"/>
-          <w:i w:val="0"/>
-          <w:sz w:val="24"/>
-          <w:rFonts w:ascii="Times New Roman" w:hAnsi="Times New Roman" w:cs="Times New Roman"/>
-        </w:rPr>
-        <w:t xml:space="preserve">    C. Mạch tích hợp IC         D. VLSI</w:t>
-      </w:r>
-    </w:p>
-    <w:p>
-      <w:pPr>
+      </w:pPr>
+      <w:r>
+        <w:rPr>
+          <w:rFonts w:ascii="Times New Roman" w:hAnsi="Times New Roman"/>
+          <w:b w:val="0"/>
+          <w:i w:val="0"/>
+          <w:sz w:val="24"/>
+          <w:rFonts w:ascii="Times New Roman" w:hAnsi="Times New Roman" w:cs="Times New Roman"/>
+        </w:rPr>
+        <w:tab/>
+        <w:t>A. Đèn chân không</w:t>
+        <w:tab/>
+        <w:t>B. Transistor</w:t>
+      </w:r>
+    </w:p>
+    <w:p>
+      <w:pPr>
+        <w:tabs>
+          <w:tab w:pos="360" w:val="left"/>
+          <w:tab w:pos="5112" w:val="left"/>
+        </w:tabs>
+        <w:spacing w:before="0" w:after="50" w:line="276" w:lineRule="auto"/>
+      </w:pPr>
+      <w:r>
+        <w:rPr>
+          <w:rFonts w:ascii="Times New Roman" w:hAnsi="Times New Roman"/>
+          <w:b w:val="0"/>
+          <w:i w:val="0"/>
+          <w:sz w:val="24"/>
+          <w:rFonts w:ascii="Times New Roman" w:hAnsi="Times New Roman" w:cs="Times New Roman"/>
+        </w:rPr>
+        <w:tab/>
+        <w:t>C. Mạch tích hợp IC</w:t>
+        <w:tab/>
+        <w:t>D. VLSI</w:t>
+      </w:r>
+    </w:p>
+    <w:p>
+      <w:pPr>
+        <w:keepNext/>
         <w:spacing w:before="80" w:after="40" w:line="276" w:lineRule="auto"/>
         <w:jc w:val="left"/>
       </w:pPr>
@@ -1756,38 +1796,52 @@
     </w:p>
     <w:p>
       <w:pPr>
+        <w:keepNext/>
+        <w:tabs>
+          <w:tab w:pos="360" w:val="left"/>
+          <w:tab w:pos="5112" w:val="left"/>
+        </w:tabs>
         <w:spacing w:before="0" w:after="20" w:line="276" w:lineRule="auto"/>
-        <w:jc w:val="left"/>
-      </w:pPr>
-      <w:r>
-        <w:rPr>
-          <w:rFonts w:ascii="Times New Roman" w:hAnsi="Times New Roman"/>
-          <w:b w:val="0"/>
-          <w:i w:val="0"/>
-          <w:sz w:val="24"/>
-          <w:rFonts w:ascii="Times New Roman" w:hAnsi="Times New Roman" w:cs="Times New Roman"/>
-        </w:rPr>
-        <w:t xml:space="preserve">    A. Đèn chân không         B. Vi xử lý (Microprocessor)</w:t>
-      </w:r>
-    </w:p>
-    <w:p>
-      <w:pPr>
-        <w:spacing w:before="0" w:after="40" w:line="276" w:lineRule="auto"/>
-        <w:jc w:val="left"/>
-      </w:pPr>
-      <w:r>
-        <w:rPr>
-          <w:rFonts w:ascii="Times New Roman" w:hAnsi="Times New Roman"/>
-          <w:b w:val="0"/>
-          <w:i w:val="0"/>
-          <w:sz w:val="24"/>
-          <w:rFonts w:ascii="Times New Roman" w:hAnsi="Times New Roman" w:cs="Times New Roman"/>
-        </w:rPr>
-        <w:t xml:space="preserve">    C. Rơ le         D. Ống tia âm cực</w:t>
-      </w:r>
-    </w:p>
-    <w:p>
-      <w:pPr>
+      </w:pPr>
+      <w:r>
+        <w:rPr>
+          <w:rFonts w:ascii="Times New Roman" w:hAnsi="Times New Roman"/>
+          <w:b w:val="0"/>
+          <w:i w:val="0"/>
+          <w:sz w:val="24"/>
+          <w:rFonts w:ascii="Times New Roman" w:hAnsi="Times New Roman" w:cs="Times New Roman"/>
+        </w:rPr>
+        <w:tab/>
+        <w:t>A. Đèn chân không</w:t>
+        <w:tab/>
+        <w:t>B. Vi xử lý (Microprocessor)</w:t>
+      </w:r>
+    </w:p>
+    <w:p>
+      <w:pPr>
+        <w:tabs>
+          <w:tab w:pos="360" w:val="left"/>
+          <w:tab w:pos="5112" w:val="left"/>
+        </w:tabs>
+        <w:spacing w:before="0" w:after="50" w:line="276" w:lineRule="auto"/>
+      </w:pPr>
+      <w:r>
+        <w:rPr>
+          <w:rFonts w:ascii="Times New Roman" w:hAnsi="Times New Roman"/>
+          <w:b w:val="0"/>
+          <w:i w:val="0"/>
+          <w:sz w:val="24"/>
+          <w:rFonts w:ascii="Times New Roman" w:hAnsi="Times New Roman" w:cs="Times New Roman"/>
+        </w:rPr>
+        <w:tab/>
+        <w:t>C. Rơ le</w:t>
+        <w:tab/>
+        <w:t>D. Ống tia âm cực</w:t>
+      </w:r>
+    </w:p>
+    <w:p>
+      <w:pPr>
+        <w:keepNext/>
         <w:spacing w:before="80" w:after="40" w:line="276" w:lineRule="auto"/>
         <w:jc w:val="left"/>
       </w:pPr>
@@ -1804,38 +1858,52 @@
     </w:p>
     <w:p>
       <w:pPr>
+        <w:keepNext/>
+        <w:tabs>
+          <w:tab w:pos="360" w:val="left"/>
+          <w:tab w:pos="5112" w:val="left"/>
+        </w:tabs>
         <w:spacing w:before="0" w:after="20" w:line="276" w:lineRule="auto"/>
-        <w:jc w:val="left"/>
-      </w:pPr>
-      <w:r>
-        <w:rPr>
-          <w:rFonts w:ascii="Times New Roman" w:hAnsi="Times New Roman"/>
-          <w:b w:val="0"/>
-          <w:i w:val="0"/>
-          <w:sz w:val="24"/>
-          <w:rFonts w:ascii="Times New Roman" w:hAnsi="Times New Roman" w:cs="Times New Roman"/>
-        </w:rPr>
-        <w:t xml:space="preserve">    A. Tốc độ chậm hơn         B. Trí tuệ nhân tạo (AI)</w:t>
-      </w:r>
-    </w:p>
-    <w:p>
-      <w:pPr>
-        <w:spacing w:before="0" w:after="40" w:line="276" w:lineRule="auto"/>
-        <w:jc w:val="left"/>
-      </w:pPr>
-      <w:r>
-        <w:rPr>
-          <w:rFonts w:ascii="Times New Roman" w:hAnsi="Times New Roman"/>
-          <w:b w:val="0"/>
-          <w:i w:val="0"/>
-          <w:sz w:val="24"/>
-          <w:rFonts w:ascii="Times New Roman" w:hAnsi="Times New Roman" w:cs="Times New Roman"/>
-        </w:rPr>
-        <w:t xml:space="preserve">    C. Dùng đèn chân không         D. Không có mạng</w:t>
-      </w:r>
-    </w:p>
-    <w:p>
-      <w:pPr>
+      </w:pPr>
+      <w:r>
+        <w:rPr>
+          <w:rFonts w:ascii="Times New Roman" w:hAnsi="Times New Roman"/>
+          <w:b w:val="0"/>
+          <w:i w:val="0"/>
+          <w:sz w:val="24"/>
+          <w:rFonts w:ascii="Times New Roman" w:hAnsi="Times New Roman" w:cs="Times New Roman"/>
+        </w:rPr>
+        <w:tab/>
+        <w:t>A. Tốc độ chậm hơn</w:t>
+        <w:tab/>
+        <w:t>B. Trí tuệ nhân tạo (AI)</w:t>
+      </w:r>
+    </w:p>
+    <w:p>
+      <w:pPr>
+        <w:tabs>
+          <w:tab w:pos="360" w:val="left"/>
+          <w:tab w:pos="5112" w:val="left"/>
+        </w:tabs>
+        <w:spacing w:before="0" w:after="50" w:line="276" w:lineRule="auto"/>
+      </w:pPr>
+      <w:r>
+        <w:rPr>
+          <w:rFonts w:ascii="Times New Roman" w:hAnsi="Times New Roman"/>
+          <w:b w:val="0"/>
+          <w:i w:val="0"/>
+          <w:sz w:val="24"/>
+          <w:rFonts w:ascii="Times New Roman" w:hAnsi="Times New Roman" w:cs="Times New Roman"/>
+        </w:rPr>
+        <w:tab/>
+        <w:t>C. Dùng đèn chân không</w:t>
+        <w:tab/>
+        <w:t>D. Không có mạng</w:t>
+      </w:r>
+    </w:p>
+    <w:p>
+      <w:pPr>
+        <w:keepNext/>
         <w:spacing w:before="80" w:after="40" w:line="276" w:lineRule="auto"/>
         <w:jc w:val="left"/>
       </w:pPr>
@@ -1852,38 +1920,74 @@
     </w:p>
     <w:p>
       <w:pPr>
+        <w:keepNext/>
         <w:spacing w:before="0" w:after="20" w:line="276" w:lineRule="auto"/>
-        <w:jc w:val="left"/>
-      </w:pPr>
-      <w:r>
-        <w:rPr>
-          <w:rFonts w:ascii="Times New Roman" w:hAnsi="Times New Roman"/>
-          <w:b w:val="0"/>
-          <w:i w:val="0"/>
-          <w:sz w:val="24"/>
-          <w:rFonts w:ascii="Times New Roman" w:hAnsi="Times New Roman" w:cs="Times New Roman"/>
-        </w:rPr>
-        <w:t xml:space="preserve">    A. Máy tính điện tử         B. Công cụ tính toán thủ công cổ xưa nhất</w:t>
-      </w:r>
-    </w:p>
-    <w:p>
-      <w:pPr>
-        <w:spacing w:before="0" w:after="40" w:line="276" w:lineRule="auto"/>
-        <w:jc w:val="left"/>
-      </w:pPr>
-      <w:r>
-        <w:rPr>
-          <w:rFonts w:ascii="Times New Roman" w:hAnsi="Times New Roman"/>
-          <w:b w:val="0"/>
-          <w:i w:val="0"/>
-          <w:sz w:val="24"/>
-          <w:rFonts w:ascii="Times New Roman" w:hAnsi="Times New Roman" w:cs="Times New Roman"/>
-        </w:rPr>
-        <w:t xml:space="preserve">    C. Phần mềm         D. Robot</w:t>
-      </w:r>
-    </w:p>
-    <w:p>
-      <w:pPr>
+        <w:ind w:left="360"/>
+      </w:pPr>
+      <w:r>
+        <w:rPr>
+          <w:rFonts w:ascii="Times New Roman" w:hAnsi="Times New Roman"/>
+          <w:b w:val="0"/>
+          <w:i w:val="0"/>
+          <w:sz w:val="24"/>
+          <w:rFonts w:ascii="Times New Roman" w:hAnsi="Times New Roman" w:cs="Times New Roman"/>
+        </w:rPr>
+        <w:t>A. Máy tính điện tử</w:t>
+      </w:r>
+    </w:p>
+    <w:p>
+      <w:pPr>
+        <w:keepNext/>
+        <w:spacing w:before="0" w:after="20" w:line="276" w:lineRule="auto"/>
+        <w:ind w:left="360"/>
+      </w:pPr>
+      <w:r>
+        <w:rPr>
+          <w:rFonts w:ascii="Times New Roman" w:hAnsi="Times New Roman"/>
+          <w:b w:val="0"/>
+          <w:i w:val="0"/>
+          <w:sz w:val="24"/>
+          <w:rFonts w:ascii="Times New Roman" w:hAnsi="Times New Roman" w:cs="Times New Roman"/>
+        </w:rPr>
+        <w:t>B. Công cụ tính toán thủ công cổ xưa nhất</w:t>
+      </w:r>
+    </w:p>
+    <w:p>
+      <w:pPr>
+        <w:keepNext/>
+        <w:spacing w:before="0" w:after="20" w:line="276" w:lineRule="auto"/>
+        <w:ind w:left="360"/>
+      </w:pPr>
+      <w:r>
+        <w:rPr>
+          <w:rFonts w:ascii="Times New Roman" w:hAnsi="Times New Roman"/>
+          <w:b w:val="0"/>
+          <w:i w:val="0"/>
+          <w:sz w:val="24"/>
+          <w:rFonts w:ascii="Times New Roman" w:hAnsi="Times New Roman" w:cs="Times New Roman"/>
+        </w:rPr>
+        <w:t>C. Phần mềm</w:t>
+      </w:r>
+    </w:p>
+    <w:p>
+      <w:pPr>
+        <w:spacing w:before="0" w:after="50" w:line="276" w:lineRule="auto"/>
+        <w:ind w:left="360"/>
+      </w:pPr>
+      <w:r>
+        <w:rPr>
+          <w:rFonts w:ascii="Times New Roman" w:hAnsi="Times New Roman"/>
+          <w:b w:val="0"/>
+          <w:i w:val="0"/>
+          <w:sz w:val="24"/>
+          <w:rFonts w:ascii="Times New Roman" w:hAnsi="Times New Roman" w:cs="Times New Roman"/>
+        </w:rPr>
+        <w:t>D. Robot</w:t>
+      </w:r>
+    </w:p>
+    <w:p>
+      <w:pPr>
+        <w:keepNext/>
         <w:spacing w:before="80" w:after="40" w:line="276" w:lineRule="auto"/>
         <w:jc w:val="left"/>
       </w:pPr>
@@ -1900,38 +2004,52 @@
     </w:p>
     <w:p>
       <w:pPr>
+        <w:keepNext/>
+        <w:tabs>
+          <w:tab w:pos="360" w:val="left"/>
+          <w:tab w:pos="5112" w:val="left"/>
+        </w:tabs>
         <w:spacing w:before="0" w:after="20" w:line="276" w:lineRule="auto"/>
-        <w:jc w:val="left"/>
-      </w:pPr>
-      <w:r>
-        <w:rPr>
-          <w:rFonts w:ascii="Times New Roman" w:hAnsi="Times New Roman"/>
-          <w:b w:val="0"/>
-          <w:i w:val="0"/>
-          <w:sz w:val="24"/>
-          <w:rFonts w:ascii="Times New Roman" w:hAnsi="Times New Roman" w:cs="Times New Roman"/>
-        </w:rPr>
-        <w:t xml:space="preserve">    A. Alan Turing         B. Blaise Pascal</w:t>
-      </w:r>
-    </w:p>
-    <w:p>
-      <w:pPr>
-        <w:spacing w:before="0" w:after="40" w:line="276" w:lineRule="auto"/>
-        <w:jc w:val="left"/>
-      </w:pPr>
-      <w:r>
-        <w:rPr>
-          <w:rFonts w:ascii="Times New Roman" w:hAnsi="Times New Roman"/>
-          <w:b w:val="0"/>
-          <w:i w:val="0"/>
-          <w:sz w:val="24"/>
-          <w:rFonts w:ascii="Times New Roman" w:hAnsi="Times New Roman" w:cs="Times New Roman"/>
-        </w:rPr>
-        <w:t xml:space="preserve">    C. Steve Jobs         D. Bill Gates</w:t>
-      </w:r>
-    </w:p>
-    <w:p>
-      <w:pPr>
+      </w:pPr>
+      <w:r>
+        <w:rPr>
+          <w:rFonts w:ascii="Times New Roman" w:hAnsi="Times New Roman"/>
+          <w:b w:val="0"/>
+          <w:i w:val="0"/>
+          <w:sz w:val="24"/>
+          <w:rFonts w:ascii="Times New Roman" w:hAnsi="Times New Roman" w:cs="Times New Roman"/>
+        </w:rPr>
+        <w:tab/>
+        <w:t>A. Alan Turing</w:t>
+        <w:tab/>
+        <w:t>B. Blaise Pascal</w:t>
+      </w:r>
+    </w:p>
+    <w:p>
+      <w:pPr>
+        <w:tabs>
+          <w:tab w:pos="360" w:val="left"/>
+          <w:tab w:pos="5112" w:val="left"/>
+        </w:tabs>
+        <w:spacing w:before="0" w:after="50" w:line="276" w:lineRule="auto"/>
+      </w:pPr>
+      <w:r>
+        <w:rPr>
+          <w:rFonts w:ascii="Times New Roman" w:hAnsi="Times New Roman"/>
+          <w:b w:val="0"/>
+          <w:i w:val="0"/>
+          <w:sz w:val="24"/>
+          <w:rFonts w:ascii="Times New Roman" w:hAnsi="Times New Roman" w:cs="Times New Roman"/>
+        </w:rPr>
+        <w:tab/>
+        <w:t>C. Steve Jobs</w:t>
+        <w:tab/>
+        <w:t>D. Bill Gates</w:t>
+      </w:r>
+    </w:p>
+    <w:p>
+      <w:pPr>
+        <w:keepNext/>
         <w:spacing w:before="80" w:after="40" w:line="276" w:lineRule="auto"/>
         <w:jc w:val="left"/>
       </w:pPr>
@@ -1948,38 +2066,35 @@
     </w:p>
     <w:p>
       <w:pPr>
-        <w:spacing w:before="0" w:after="20" w:line="276" w:lineRule="auto"/>
-        <w:jc w:val="left"/>
-      </w:pPr>
-      <w:r>
-        <w:rPr>
-          <w:rFonts w:ascii="Times New Roman" w:hAnsi="Times New Roman"/>
-          <w:b w:val="0"/>
-          <w:i w:val="0"/>
-          <w:sz w:val="24"/>
-          <w:rFonts w:ascii="Times New Roman" w:hAnsi="Times New Roman" w:cs="Times New Roman"/>
-        </w:rPr>
-        <w:t xml:space="preserve">    A. 1920         B. 1946</w:t>
-      </w:r>
-    </w:p>
-    <w:p>
-      <w:pPr>
-        <w:spacing w:before="0" w:after="40" w:line="276" w:lineRule="auto"/>
-        <w:jc w:val="left"/>
-      </w:pPr>
-      <w:r>
-        <w:rPr>
-          <w:rFonts w:ascii="Times New Roman" w:hAnsi="Times New Roman"/>
-          <w:b w:val="0"/>
-          <w:i w:val="0"/>
-          <w:sz w:val="24"/>
-          <w:rFonts w:ascii="Times New Roman" w:hAnsi="Times New Roman" w:cs="Times New Roman"/>
-        </w:rPr>
-        <w:t xml:space="preserve">    C. 1970         D. 2000</w:t>
-      </w:r>
-    </w:p>
-    <w:p>
-      <w:pPr>
+        <w:tabs>
+          <w:tab w:pos="360" w:val="left"/>
+          <w:tab w:pos="2664" w:val="left"/>
+          <w:tab w:pos="4968" w:val="left"/>
+          <w:tab w:pos="7272" w:val="left"/>
+        </w:tabs>
+        <w:spacing w:before="0" w:after="50" w:line="276" w:lineRule="auto"/>
+      </w:pPr>
+      <w:r>
+        <w:rPr>
+          <w:rFonts w:ascii="Times New Roman" w:hAnsi="Times New Roman"/>
+          <w:b w:val="0"/>
+          <w:i w:val="0"/>
+          <w:sz w:val="24"/>
+          <w:rFonts w:ascii="Times New Roman" w:hAnsi="Times New Roman" w:cs="Times New Roman"/>
+        </w:rPr>
+        <w:tab/>
+        <w:t>A. 1920</w:t>
+        <w:tab/>
+        <w:t>B. 1946</w:t>
+        <w:tab/>
+        <w:t>C. 1970</w:t>
+        <w:tab/>
+        <w:t>D. 2000</w:t>
+      </w:r>
+    </w:p>
+    <w:p>
+      <w:pPr>
+        <w:keepNext/>
         <w:spacing w:before="80" w:after="40" w:line="276" w:lineRule="auto"/>
         <w:jc w:val="left"/>
       </w:pPr>
@@ -1996,38 +2111,74 @@
     </w:p>
     <w:p>
       <w:pPr>
+        <w:keepNext/>
         <w:spacing w:before="0" w:after="20" w:line="276" w:lineRule="auto"/>
-        <w:jc w:val="left"/>
-      </w:pPr>
-      <w:r>
-        <w:rPr>
-          <w:rFonts w:ascii="Times New Roman" w:hAnsi="Times New Roman"/>
-          <w:b w:val="0"/>
-          <w:i w:val="0"/>
-          <w:sz w:val="24"/>
-          <w:rFonts w:ascii="Times New Roman" w:hAnsi="Times New Roman" w:cs="Times New Roman"/>
-        </w:rPr>
-        <w:t xml:space="preserve">    A. Ngày càng to hơn         B. Nhỏ gọn, nhanh hơn, thông minh hơn</w:t>
-      </w:r>
-    </w:p>
-    <w:p>
-      <w:pPr>
-        <w:spacing w:before="0" w:after="40" w:line="276" w:lineRule="auto"/>
-        <w:jc w:val="left"/>
-      </w:pPr>
-      <w:r>
-        <w:rPr>
-          <w:rFonts w:ascii="Times New Roman" w:hAnsi="Times New Roman"/>
-          <w:b w:val="0"/>
-          <w:i w:val="0"/>
-          <w:sz w:val="24"/>
-          <w:rFonts w:ascii="Times New Roman" w:hAnsi="Times New Roman" w:cs="Times New Roman"/>
-        </w:rPr>
-        <w:t xml:space="preserve">    C. Chậm hơn         D. Đắt hơn và khó dùng</w:t>
-      </w:r>
-    </w:p>
-    <w:p>
-      <w:pPr>
+        <w:ind w:left="360"/>
+      </w:pPr>
+      <w:r>
+        <w:rPr>
+          <w:rFonts w:ascii="Times New Roman" w:hAnsi="Times New Roman"/>
+          <w:b w:val="0"/>
+          <w:i w:val="0"/>
+          <w:sz w:val="24"/>
+          <w:rFonts w:ascii="Times New Roman" w:hAnsi="Times New Roman" w:cs="Times New Roman"/>
+        </w:rPr>
+        <w:t>A. Ngày càng to hơn</w:t>
+      </w:r>
+    </w:p>
+    <w:p>
+      <w:pPr>
+        <w:keepNext/>
+        <w:spacing w:before="0" w:after="20" w:line="276" w:lineRule="auto"/>
+        <w:ind w:left="360"/>
+      </w:pPr>
+      <w:r>
+        <w:rPr>
+          <w:rFonts w:ascii="Times New Roman" w:hAnsi="Times New Roman"/>
+          <w:b w:val="0"/>
+          <w:i w:val="0"/>
+          <w:sz w:val="24"/>
+          <w:rFonts w:ascii="Times New Roman" w:hAnsi="Times New Roman" w:cs="Times New Roman"/>
+        </w:rPr>
+        <w:t>B. Nhỏ gọn, nhanh hơn, thông minh hơn</w:t>
+      </w:r>
+    </w:p>
+    <w:p>
+      <w:pPr>
+        <w:keepNext/>
+        <w:spacing w:before="0" w:after="20" w:line="276" w:lineRule="auto"/>
+        <w:ind w:left="360"/>
+      </w:pPr>
+      <w:r>
+        <w:rPr>
+          <w:rFonts w:ascii="Times New Roman" w:hAnsi="Times New Roman"/>
+          <w:b w:val="0"/>
+          <w:i w:val="0"/>
+          <w:sz w:val="24"/>
+          <w:rFonts w:ascii="Times New Roman" w:hAnsi="Times New Roman" w:cs="Times New Roman"/>
+        </w:rPr>
+        <w:t>C. Chậm hơn</w:t>
+      </w:r>
+    </w:p>
+    <w:p>
+      <w:pPr>
+        <w:spacing w:before="0" w:after="50" w:line="276" w:lineRule="auto"/>
+        <w:ind w:left="360"/>
+      </w:pPr>
+      <w:r>
+        <w:rPr>
+          <w:rFonts w:ascii="Times New Roman" w:hAnsi="Times New Roman"/>
+          <w:b w:val="0"/>
+          <w:i w:val="0"/>
+          <w:sz w:val="24"/>
+          <w:rFonts w:ascii="Times New Roman" w:hAnsi="Times New Roman" w:cs="Times New Roman"/>
+        </w:rPr>
+        <w:t>D. Đắt hơn và khó dùng</w:t>
+      </w:r>
+    </w:p>
+    <w:p>
+      <w:pPr>
+        <w:keepNext/>
         <w:spacing w:before="80" w:after="40" w:line="276" w:lineRule="auto"/>
         <w:jc w:val="left"/>
       </w:pPr>
@@ -2044,38 +2195,74 @@
     </w:p>
     <w:p>
       <w:pPr>
+        <w:keepNext/>
         <w:spacing w:before="0" w:after="20" w:line="276" w:lineRule="auto"/>
-        <w:jc w:val="left"/>
-      </w:pPr>
-      <w:r>
-        <w:rPr>
-          <w:rFonts w:ascii="Times New Roman" w:hAnsi="Times New Roman"/>
-          <w:b w:val="0"/>
-          <w:i w:val="0"/>
-          <w:sz w:val="24"/>
-          <w:rFonts w:ascii="Times New Roman" w:hAnsi="Times New Roman" w:cs="Times New Roman"/>
-        </w:rPr>
-        <w:t xml:space="preserve">    A. Ít và chậm         B. Khối lượng lớn, đa dạng, lan truyền nhanh</w:t>
-      </w:r>
-    </w:p>
-    <w:p>
-      <w:pPr>
-        <w:spacing w:before="0" w:after="40" w:line="276" w:lineRule="auto"/>
-        <w:jc w:val="left"/>
-      </w:pPr>
-      <w:r>
-        <w:rPr>
-          <w:rFonts w:ascii="Times New Roman" w:hAnsi="Times New Roman"/>
-          <w:b w:val="0"/>
-          <w:i w:val="0"/>
-          <w:sz w:val="24"/>
-          <w:rFonts w:ascii="Times New Roman" w:hAnsi="Times New Roman" w:cs="Times New Roman"/>
-        </w:rPr>
-        <w:t xml:space="preserve">    C. Luôn chính xác 100%         D. Không thể lưu trữ</w:t>
-      </w:r>
-    </w:p>
-    <w:p>
-      <w:pPr>
+        <w:ind w:left="360"/>
+      </w:pPr>
+      <w:r>
+        <w:rPr>
+          <w:rFonts w:ascii="Times New Roman" w:hAnsi="Times New Roman"/>
+          <w:b w:val="0"/>
+          <w:i w:val="0"/>
+          <w:sz w:val="24"/>
+          <w:rFonts w:ascii="Times New Roman" w:hAnsi="Times New Roman" w:cs="Times New Roman"/>
+        </w:rPr>
+        <w:t>A. Ít và chậm</w:t>
+      </w:r>
+    </w:p>
+    <w:p>
+      <w:pPr>
+        <w:keepNext/>
+        <w:spacing w:before="0" w:after="20" w:line="276" w:lineRule="auto"/>
+        <w:ind w:left="360"/>
+      </w:pPr>
+      <w:r>
+        <w:rPr>
+          <w:rFonts w:ascii="Times New Roman" w:hAnsi="Times New Roman"/>
+          <w:b w:val="0"/>
+          <w:i w:val="0"/>
+          <w:sz w:val="24"/>
+          <w:rFonts w:ascii="Times New Roman" w:hAnsi="Times New Roman" w:cs="Times New Roman"/>
+        </w:rPr>
+        <w:t>B. Khối lượng lớn, đa dạng, lan truyền nhanh</w:t>
+      </w:r>
+    </w:p>
+    <w:p>
+      <w:pPr>
+        <w:keepNext/>
+        <w:spacing w:before="0" w:after="20" w:line="276" w:lineRule="auto"/>
+        <w:ind w:left="360"/>
+      </w:pPr>
+      <w:r>
+        <w:rPr>
+          <w:rFonts w:ascii="Times New Roman" w:hAnsi="Times New Roman"/>
+          <w:b w:val="0"/>
+          <w:i w:val="0"/>
+          <w:sz w:val="24"/>
+          <w:rFonts w:ascii="Times New Roman" w:hAnsi="Times New Roman" w:cs="Times New Roman"/>
+        </w:rPr>
+        <w:t>C. Luôn chính xác 100%</w:t>
+      </w:r>
+    </w:p>
+    <w:p>
+      <w:pPr>
+        <w:spacing w:before="0" w:after="50" w:line="276" w:lineRule="auto"/>
+        <w:ind w:left="360"/>
+      </w:pPr>
+      <w:r>
+        <w:rPr>
+          <w:rFonts w:ascii="Times New Roman" w:hAnsi="Times New Roman"/>
+          <w:b w:val="0"/>
+          <w:i w:val="0"/>
+          <w:sz w:val="24"/>
+          <w:rFonts w:ascii="Times New Roman" w:hAnsi="Times New Roman" w:cs="Times New Roman"/>
+        </w:rPr>
+        <w:t>D. Không thể lưu trữ</w:t>
+      </w:r>
+    </w:p>
+    <w:p>
+      <w:pPr>
+        <w:keepNext/>
         <w:spacing w:before="80" w:after="40" w:line="276" w:lineRule="auto"/>
         <w:jc w:val="left"/>
       </w:pPr>
@@ -2092,38 +2279,74 @@
     </w:p>
     <w:p>
       <w:pPr>
+        <w:keepNext/>
         <w:spacing w:before="0" w:after="20" w:line="276" w:lineRule="auto"/>
-        <w:jc w:val="left"/>
-      </w:pPr>
-      <w:r>
-        <w:rPr>
-          <w:rFonts w:ascii="Times New Roman" w:hAnsi="Times New Roman"/>
-          <w:b w:val="0"/>
-          <w:i w:val="0"/>
-          <w:sz w:val="24"/>
-          <w:rFonts w:ascii="Times New Roman" w:hAnsi="Times New Roman" w:cs="Times New Roman"/>
-        </w:rPr>
-        <w:t xml:space="preserve">    A. Khối lượng khổng lồ         B. Đa dạng dạng TT</w:t>
-      </w:r>
-    </w:p>
-    <w:p>
-      <w:pPr>
-        <w:spacing w:before="0" w:after="40" w:line="276" w:lineRule="auto"/>
-        <w:jc w:val="left"/>
-      </w:pPr>
-      <w:r>
-        <w:rPr>
-          <w:rFonts w:ascii="Times New Roman" w:hAnsi="Times New Roman"/>
-          <w:b w:val="0"/>
-          <w:i w:val="0"/>
-          <w:sz w:val="24"/>
-          <w:rFonts w:ascii="Times New Roman" w:hAnsi="Times New Roman" w:cs="Times New Roman"/>
-        </w:rPr>
-        <w:t xml:space="preserve">    C. Hoàn toàn chính xác không cần kiểm chứng         D. Lan truyền nhanh</w:t>
-      </w:r>
-    </w:p>
-    <w:p>
-      <w:pPr>
+        <w:ind w:left="360"/>
+      </w:pPr>
+      <w:r>
+        <w:rPr>
+          <w:rFonts w:ascii="Times New Roman" w:hAnsi="Times New Roman"/>
+          <w:b w:val="0"/>
+          <w:i w:val="0"/>
+          <w:sz w:val="24"/>
+          <w:rFonts w:ascii="Times New Roman" w:hAnsi="Times New Roman" w:cs="Times New Roman"/>
+        </w:rPr>
+        <w:t>A. Khối lượng khổng lồ</w:t>
+      </w:r>
+    </w:p>
+    <w:p>
+      <w:pPr>
+        <w:keepNext/>
+        <w:spacing w:before="0" w:after="20" w:line="276" w:lineRule="auto"/>
+        <w:ind w:left="360"/>
+      </w:pPr>
+      <w:r>
+        <w:rPr>
+          <w:rFonts w:ascii="Times New Roman" w:hAnsi="Times New Roman"/>
+          <w:b w:val="0"/>
+          <w:i w:val="0"/>
+          <w:sz w:val="24"/>
+          <w:rFonts w:ascii="Times New Roman" w:hAnsi="Times New Roman" w:cs="Times New Roman"/>
+        </w:rPr>
+        <w:t>B. Đa dạng dạng TT</w:t>
+      </w:r>
+    </w:p>
+    <w:p>
+      <w:pPr>
+        <w:keepNext/>
+        <w:spacing w:before="0" w:after="20" w:line="276" w:lineRule="auto"/>
+        <w:ind w:left="360"/>
+      </w:pPr>
+      <w:r>
+        <w:rPr>
+          <w:rFonts w:ascii="Times New Roman" w:hAnsi="Times New Roman"/>
+          <w:b w:val="0"/>
+          <w:i w:val="0"/>
+          <w:sz w:val="24"/>
+          <w:rFonts w:ascii="Times New Roman" w:hAnsi="Times New Roman" w:cs="Times New Roman"/>
+        </w:rPr>
+        <w:t>C. Hoàn toàn chính xác không cần kiểm chứng</w:t>
+      </w:r>
+    </w:p>
+    <w:p>
+      <w:pPr>
+        <w:spacing w:before="0" w:after="50" w:line="276" w:lineRule="auto"/>
+        <w:ind w:left="360"/>
+      </w:pPr>
+      <w:r>
+        <w:rPr>
+          <w:rFonts w:ascii="Times New Roman" w:hAnsi="Times New Roman"/>
+          <w:b w:val="0"/>
+          <w:i w:val="0"/>
+          <w:sz w:val="24"/>
+          <w:rFonts w:ascii="Times New Roman" w:hAnsi="Times New Roman" w:cs="Times New Roman"/>
+        </w:rPr>
+        <w:t>D. Lan truyền nhanh</w:t>
+      </w:r>
+    </w:p>
+    <w:p>
+      <w:pPr>
+        <w:keepNext/>
         <w:spacing w:before="80" w:after="40" w:line="276" w:lineRule="auto"/>
         <w:jc w:val="left"/>
       </w:pPr>
@@ -2140,38 +2363,74 @@
     </w:p>
     <w:p>
       <w:pPr>
+        <w:keepNext/>
         <w:spacing w:before="0" w:after="20" w:line="276" w:lineRule="auto"/>
-        <w:jc w:val="left"/>
-      </w:pPr>
-      <w:r>
-        <w:rPr>
-          <w:rFonts w:ascii="Times New Roman" w:hAnsi="Times New Roman"/>
-          <w:b w:val="0"/>
-          <w:i w:val="0"/>
-          <w:sz w:val="24"/>
-          <w:rFonts w:ascii="Times New Roman" w:hAnsi="Times New Roman" w:cs="Times New Roman"/>
-        </w:rPr>
-        <w:t xml:space="preserve">    A. Nghiện mạng         B. Truy cập tri thức nhanh, học tập hiệu quả</w:t>
-      </w:r>
-    </w:p>
-    <w:p>
-      <w:pPr>
-        <w:spacing w:before="0" w:after="40" w:line="276" w:lineRule="auto"/>
-        <w:jc w:val="left"/>
-      </w:pPr>
-      <w:r>
-        <w:rPr>
-          <w:rFonts w:ascii="Times New Roman" w:hAnsi="Times New Roman"/>
-          <w:b w:val="0"/>
-          <w:i w:val="0"/>
-          <w:sz w:val="24"/>
-          <w:rFonts w:ascii="Times New Roman" w:hAnsi="Times New Roman" w:cs="Times New Roman"/>
-        </w:rPr>
-        <w:t xml:space="preserve">    C. Lộ thông tin cá nhân         D. Mất thời gian</w:t>
-      </w:r>
-    </w:p>
-    <w:p>
-      <w:pPr>
+        <w:ind w:left="360"/>
+      </w:pPr>
+      <w:r>
+        <w:rPr>
+          <w:rFonts w:ascii="Times New Roman" w:hAnsi="Times New Roman"/>
+          <w:b w:val="0"/>
+          <w:i w:val="0"/>
+          <w:sz w:val="24"/>
+          <w:rFonts w:ascii="Times New Roman" w:hAnsi="Times New Roman" w:cs="Times New Roman"/>
+        </w:rPr>
+        <w:t>A. Nghiện mạng</w:t>
+      </w:r>
+    </w:p>
+    <w:p>
+      <w:pPr>
+        <w:keepNext/>
+        <w:spacing w:before="0" w:after="20" w:line="276" w:lineRule="auto"/>
+        <w:ind w:left="360"/>
+      </w:pPr>
+      <w:r>
+        <w:rPr>
+          <w:rFonts w:ascii="Times New Roman" w:hAnsi="Times New Roman"/>
+          <w:b w:val="0"/>
+          <w:i w:val="0"/>
+          <w:sz w:val="24"/>
+          <w:rFonts w:ascii="Times New Roman" w:hAnsi="Times New Roman" w:cs="Times New Roman"/>
+        </w:rPr>
+        <w:t>B. Truy cập tri thức nhanh, học tập hiệu quả</w:t>
+      </w:r>
+    </w:p>
+    <w:p>
+      <w:pPr>
+        <w:keepNext/>
+        <w:spacing w:before="0" w:after="20" w:line="276" w:lineRule="auto"/>
+        <w:ind w:left="360"/>
+      </w:pPr>
+      <w:r>
+        <w:rPr>
+          <w:rFonts w:ascii="Times New Roman" w:hAnsi="Times New Roman"/>
+          <w:b w:val="0"/>
+          <w:i w:val="0"/>
+          <w:sz w:val="24"/>
+          <w:rFonts w:ascii="Times New Roman" w:hAnsi="Times New Roman" w:cs="Times New Roman"/>
+        </w:rPr>
+        <w:t>C. Lộ thông tin cá nhân</w:t>
+      </w:r>
+    </w:p>
+    <w:p>
+      <w:pPr>
+        <w:spacing w:before="0" w:after="50" w:line="276" w:lineRule="auto"/>
+        <w:ind w:left="360"/>
+      </w:pPr>
+      <w:r>
+        <w:rPr>
+          <w:rFonts w:ascii="Times New Roman" w:hAnsi="Times New Roman"/>
+          <w:b w:val="0"/>
+          <w:i w:val="0"/>
+          <w:sz w:val="24"/>
+          <w:rFonts w:ascii="Times New Roman" w:hAnsi="Times New Roman" w:cs="Times New Roman"/>
+        </w:rPr>
+        <w:t>D. Mất thời gian</w:t>
+      </w:r>
+    </w:p>
+    <w:p>
+      <w:pPr>
+        <w:keepNext/>
         <w:spacing w:before="80" w:after="40" w:line="276" w:lineRule="auto"/>
         <w:jc w:val="left"/>
       </w:pPr>
@@ -2188,38 +2447,74 @@
     </w:p>
     <w:p>
       <w:pPr>
+        <w:keepNext/>
         <w:spacing w:before="0" w:after="20" w:line="276" w:lineRule="auto"/>
-        <w:jc w:val="left"/>
-      </w:pPr>
-      <w:r>
-        <w:rPr>
-          <w:rFonts w:ascii="Times New Roman" w:hAnsi="Times New Roman"/>
-          <w:b w:val="0"/>
-          <w:i w:val="0"/>
-          <w:sz w:val="24"/>
-          <w:rFonts w:ascii="Times New Roman" w:hAnsi="Times New Roman" w:cs="Times New Roman"/>
-        </w:rPr>
-        <w:t xml:space="preserve">    A. Học tập hiệu quả         B. Nghiện mạng, tiếp xúc thông tin xấu</w:t>
-      </w:r>
-    </w:p>
-    <w:p>
-      <w:pPr>
-        <w:spacing w:before="0" w:after="40" w:line="276" w:lineRule="auto"/>
-        <w:jc w:val="left"/>
-      </w:pPr>
-      <w:r>
-        <w:rPr>
-          <w:rFonts w:ascii="Times New Roman" w:hAnsi="Times New Roman"/>
-          <w:b w:val="0"/>
-          <w:i w:val="0"/>
-          <w:sz w:val="24"/>
-          <w:rFonts w:ascii="Times New Roman" w:hAnsi="Times New Roman" w:cs="Times New Roman"/>
-        </w:rPr>
-        <w:t xml:space="preserve">    C. Kết nối bạn bè         D. Truy cập tri thức</w:t>
-      </w:r>
-    </w:p>
-    <w:p>
-      <w:pPr>
+        <w:ind w:left="360"/>
+      </w:pPr>
+      <w:r>
+        <w:rPr>
+          <w:rFonts w:ascii="Times New Roman" w:hAnsi="Times New Roman"/>
+          <w:b w:val="0"/>
+          <w:i w:val="0"/>
+          <w:sz w:val="24"/>
+          <w:rFonts w:ascii="Times New Roman" w:hAnsi="Times New Roman" w:cs="Times New Roman"/>
+        </w:rPr>
+        <w:t>A. Học tập hiệu quả</w:t>
+      </w:r>
+    </w:p>
+    <w:p>
+      <w:pPr>
+        <w:keepNext/>
+        <w:spacing w:before="0" w:after="20" w:line="276" w:lineRule="auto"/>
+        <w:ind w:left="360"/>
+      </w:pPr>
+      <w:r>
+        <w:rPr>
+          <w:rFonts w:ascii="Times New Roman" w:hAnsi="Times New Roman"/>
+          <w:b w:val="0"/>
+          <w:i w:val="0"/>
+          <w:sz w:val="24"/>
+          <w:rFonts w:ascii="Times New Roman" w:hAnsi="Times New Roman" w:cs="Times New Roman"/>
+        </w:rPr>
+        <w:t>B. Nghiện mạng, tiếp xúc thông tin xấu</w:t>
+      </w:r>
+    </w:p>
+    <w:p>
+      <w:pPr>
+        <w:keepNext/>
+        <w:spacing w:before="0" w:after="20" w:line="276" w:lineRule="auto"/>
+        <w:ind w:left="360"/>
+      </w:pPr>
+      <w:r>
+        <w:rPr>
+          <w:rFonts w:ascii="Times New Roman" w:hAnsi="Times New Roman"/>
+          <w:b w:val="0"/>
+          <w:i w:val="0"/>
+          <w:sz w:val="24"/>
+          <w:rFonts w:ascii="Times New Roman" w:hAnsi="Times New Roman" w:cs="Times New Roman"/>
+        </w:rPr>
+        <w:t>C. Kết nối bạn bè</w:t>
+      </w:r>
+    </w:p>
+    <w:p>
+      <w:pPr>
+        <w:spacing w:before="0" w:after="50" w:line="276" w:lineRule="auto"/>
+        <w:ind w:left="360"/>
+      </w:pPr>
+      <w:r>
+        <w:rPr>
+          <w:rFonts w:ascii="Times New Roman" w:hAnsi="Times New Roman"/>
+          <w:b w:val="0"/>
+          <w:i w:val="0"/>
+          <w:sz w:val="24"/>
+          <w:rFonts w:ascii="Times New Roman" w:hAnsi="Times New Roman" w:cs="Times New Roman"/>
+        </w:rPr>
+        <w:t>D. Truy cập tri thức</w:t>
+      </w:r>
+    </w:p>
+    <w:p>
+      <w:pPr>
+        <w:keepNext/>
         <w:spacing w:before="80" w:after="40" w:line="276" w:lineRule="auto"/>
         <w:jc w:val="left"/>
       </w:pPr>
@@ -2236,38 +2531,52 @@
     </w:p>
     <w:p>
       <w:pPr>
+        <w:keepNext/>
+        <w:tabs>
+          <w:tab w:pos="360" w:val="left"/>
+          <w:tab w:pos="5112" w:val="left"/>
+        </w:tabs>
         <w:spacing w:before="0" w:after="20" w:line="276" w:lineRule="auto"/>
-        <w:jc w:val="left"/>
-      </w:pPr>
-      <w:r>
-        <w:rPr>
-          <w:rFonts w:ascii="Times New Roman" w:hAnsi="Times New Roman"/>
-          <w:b w:val="0"/>
-          <w:i w:val="0"/>
-          <w:sz w:val="24"/>
-          <w:rFonts w:ascii="Times New Roman" w:hAnsi="Times New Roman" w:cs="Times New Roman"/>
-        </w:rPr>
-        <w:t xml:space="preserve">    A. Chia sẻ ngay         B. Kiểm tra tác giả và nguồn gốc</w:t>
-      </w:r>
-    </w:p>
-    <w:p>
-      <w:pPr>
-        <w:spacing w:before="0" w:after="40" w:line="276" w:lineRule="auto"/>
-        <w:jc w:val="left"/>
-      </w:pPr>
-      <w:r>
-        <w:rPr>
-          <w:rFonts w:ascii="Times New Roman" w:hAnsi="Times New Roman"/>
-          <w:b w:val="0"/>
-          <w:i w:val="0"/>
-          <w:sz w:val="24"/>
-          <w:rFonts w:ascii="Times New Roman" w:hAnsi="Times New Roman" w:cs="Times New Roman"/>
-        </w:rPr>
-        <w:t xml:space="preserve">    C. Like         D. Tin tuyệt đối</w:t>
-      </w:r>
-    </w:p>
-    <w:p>
-      <w:pPr>
+      </w:pPr>
+      <w:r>
+        <w:rPr>
+          <w:rFonts w:ascii="Times New Roman" w:hAnsi="Times New Roman"/>
+          <w:b w:val="0"/>
+          <w:i w:val="0"/>
+          <w:sz w:val="24"/>
+          <w:rFonts w:ascii="Times New Roman" w:hAnsi="Times New Roman" w:cs="Times New Roman"/>
+        </w:rPr>
+        <w:tab/>
+        <w:t>A. Chia sẻ ngay</w:t>
+        <w:tab/>
+        <w:t>B. Kiểm tra tác giả và nguồn gốc</w:t>
+      </w:r>
+    </w:p>
+    <w:p>
+      <w:pPr>
+        <w:tabs>
+          <w:tab w:pos="360" w:val="left"/>
+          <w:tab w:pos="5112" w:val="left"/>
+        </w:tabs>
+        <w:spacing w:before="0" w:after="50" w:line="276" w:lineRule="auto"/>
+      </w:pPr>
+      <w:r>
+        <w:rPr>
+          <w:rFonts w:ascii="Times New Roman" w:hAnsi="Times New Roman"/>
+          <w:b w:val="0"/>
+          <w:i w:val="0"/>
+          <w:sz w:val="24"/>
+          <w:rFonts w:ascii="Times New Roman" w:hAnsi="Times New Roman" w:cs="Times New Roman"/>
+        </w:rPr>
+        <w:tab/>
+        <w:t>C. Like</w:t>
+        <w:tab/>
+        <w:t>D. Tin tuyệt đối</w:t>
+      </w:r>
+    </w:p>
+    <w:p>
+      <w:pPr>
+        <w:keepNext/>
         <w:spacing w:before="80" w:after="40" w:line="276" w:lineRule="auto"/>
         <w:jc w:val="left"/>
       </w:pPr>
@@ -2284,38 +2593,35 @@
     </w:p>
     <w:p>
       <w:pPr>
-        <w:spacing w:before="0" w:after="20" w:line="276" w:lineRule="auto"/>
-        <w:jc w:val="left"/>
-      </w:pPr>
-      <w:r>
-        <w:rPr>
-          <w:rFonts w:ascii="Times New Roman" w:hAnsi="Times New Roman"/>
-          <w:b w:val="0"/>
-          <w:i w:val="0"/>
-          <w:sz w:val="24"/>
-          <w:rFonts w:ascii="Times New Roman" w:hAnsi="Times New Roman" w:cs="Times New Roman"/>
-        </w:rPr>
-        <w:t xml:space="preserve">    A. Thương mại         B. Chính phủ</w:t>
-      </w:r>
-    </w:p>
-    <w:p>
-      <w:pPr>
-        <w:spacing w:before="0" w:after="40" w:line="276" w:lineRule="auto"/>
-        <w:jc w:val="left"/>
-      </w:pPr>
-      <w:r>
-        <w:rPr>
-          <w:rFonts w:ascii="Times New Roman" w:hAnsi="Times New Roman"/>
-          <w:b w:val="0"/>
-          <w:i w:val="0"/>
-          <w:sz w:val="24"/>
-          <w:rFonts w:ascii="Times New Roman" w:hAnsi="Times New Roman" w:cs="Times New Roman"/>
-        </w:rPr>
-        <w:t xml:space="preserve">    C. Giải trí         D. Cá nhân</w:t>
-      </w:r>
-    </w:p>
-    <w:p>
-      <w:pPr>
+        <w:tabs>
+          <w:tab w:pos="360" w:val="left"/>
+          <w:tab w:pos="2664" w:val="left"/>
+          <w:tab w:pos="4968" w:val="left"/>
+          <w:tab w:pos="7272" w:val="left"/>
+        </w:tabs>
+        <w:spacing w:before="0" w:after="50" w:line="276" w:lineRule="auto"/>
+      </w:pPr>
+      <w:r>
+        <w:rPr>
+          <w:rFonts w:ascii="Times New Roman" w:hAnsi="Times New Roman"/>
+          <w:b w:val="0"/>
+          <w:i w:val="0"/>
+          <w:sz w:val="24"/>
+          <w:rFonts w:ascii="Times New Roman" w:hAnsi="Times New Roman" w:cs="Times New Roman"/>
+        </w:rPr>
+        <w:tab/>
+        <w:t>A. Thương mại</w:t>
+        <w:tab/>
+        <w:t>B. Chính phủ</w:t>
+        <w:tab/>
+        <w:t>C. Giải trí</w:t>
+        <w:tab/>
+        <w:t>D. Cá nhân</w:t>
+      </w:r>
+    </w:p>
+    <w:p>
+      <w:pPr>
+        <w:keepNext/>
         <w:spacing w:before="80" w:after="40" w:line="276" w:lineRule="auto"/>
         <w:jc w:val="left"/>
       </w:pPr>
@@ -2332,38 +2638,74 @@
     </w:p>
     <w:p>
       <w:pPr>
+        <w:keepNext/>
         <w:spacing w:before="0" w:after="20" w:line="276" w:lineRule="auto"/>
-        <w:jc w:val="left"/>
-      </w:pPr>
-      <w:r>
-        <w:rPr>
-          <w:rFonts w:ascii="Times New Roman" w:hAnsi="Times New Roman"/>
-          <w:b w:val="0"/>
-          <w:i w:val="0"/>
-          <w:sz w:val="24"/>
-          <w:rFonts w:ascii="Times New Roman" w:hAnsi="Times New Roman" w:cs="Times New Roman"/>
-        </w:rPr>
-        <w:t xml:space="preserve">    A. Có tên tác giả rõ ràng         B. Giật gân, không rõ nguồn, kêu gọi chia sẻ gấp</w:t>
-      </w:r>
-    </w:p>
-    <w:p>
-      <w:pPr>
-        <w:spacing w:before="0" w:after="40" w:line="276" w:lineRule="auto"/>
-        <w:jc w:val="left"/>
-      </w:pPr>
-      <w:r>
-        <w:rPr>
-          <w:rFonts w:ascii="Times New Roman" w:hAnsi="Times New Roman"/>
-          <w:b w:val="0"/>
-          <w:i w:val="0"/>
-          <w:sz w:val="24"/>
-          <w:rFonts w:ascii="Times New Roman" w:hAnsi="Times New Roman" w:cs="Times New Roman"/>
-        </w:rPr>
-        <w:t xml:space="preserve">    C. Từ báo chính thống         D. Từ Bộ GD&amp;ĐT</w:t>
-      </w:r>
-    </w:p>
-    <w:p>
-      <w:pPr>
+        <w:ind w:left="360"/>
+      </w:pPr>
+      <w:r>
+        <w:rPr>
+          <w:rFonts w:ascii="Times New Roman" w:hAnsi="Times New Roman"/>
+          <w:b w:val="0"/>
+          <w:i w:val="0"/>
+          <w:sz w:val="24"/>
+          <w:rFonts w:ascii="Times New Roman" w:hAnsi="Times New Roman" w:cs="Times New Roman"/>
+        </w:rPr>
+        <w:t>A. Có tên tác giả rõ ràng</w:t>
+      </w:r>
+    </w:p>
+    <w:p>
+      <w:pPr>
+        <w:keepNext/>
+        <w:spacing w:before="0" w:after="20" w:line="276" w:lineRule="auto"/>
+        <w:ind w:left="360"/>
+      </w:pPr>
+      <w:r>
+        <w:rPr>
+          <w:rFonts w:ascii="Times New Roman" w:hAnsi="Times New Roman"/>
+          <w:b w:val="0"/>
+          <w:i w:val="0"/>
+          <w:sz w:val="24"/>
+          <w:rFonts w:ascii="Times New Roman" w:hAnsi="Times New Roman" w:cs="Times New Roman"/>
+        </w:rPr>
+        <w:t>B. Giật gân, không rõ nguồn, kêu gọi chia sẻ gấp</w:t>
+      </w:r>
+    </w:p>
+    <w:p>
+      <w:pPr>
+        <w:keepNext/>
+        <w:spacing w:before="0" w:after="20" w:line="276" w:lineRule="auto"/>
+        <w:ind w:left="360"/>
+      </w:pPr>
+      <w:r>
+        <w:rPr>
+          <w:rFonts w:ascii="Times New Roman" w:hAnsi="Times New Roman"/>
+          <w:b w:val="0"/>
+          <w:i w:val="0"/>
+          <w:sz w:val="24"/>
+          <w:rFonts w:ascii="Times New Roman" w:hAnsi="Times New Roman" w:cs="Times New Roman"/>
+        </w:rPr>
+        <w:t>C. Từ báo chính thống</w:t>
+      </w:r>
+    </w:p>
+    <w:p>
+      <w:pPr>
+        <w:spacing w:before="0" w:after="50" w:line="276" w:lineRule="auto"/>
+        <w:ind w:left="360"/>
+      </w:pPr>
+      <w:r>
+        <w:rPr>
+          <w:rFonts w:ascii="Times New Roman" w:hAnsi="Times New Roman"/>
+          <w:b w:val="0"/>
+          <w:i w:val="0"/>
+          <w:sz w:val="24"/>
+          <w:rFonts w:ascii="Times New Roman" w:hAnsi="Times New Roman" w:cs="Times New Roman"/>
+        </w:rPr>
+        <w:t>D. Từ Bộ GD&amp;ĐT</w:t>
+      </w:r>
+    </w:p>
+    <w:p>
+      <w:pPr>
+        <w:keepNext/>
         <w:spacing w:before="80" w:after="40" w:line="276" w:lineRule="auto"/>
         <w:jc w:val="left"/>
       </w:pPr>
@@ -2380,38 +2722,74 @@
     </w:p>
     <w:p>
       <w:pPr>
+        <w:keepNext/>
         <w:spacing w:before="0" w:after="20" w:line="276" w:lineRule="auto"/>
-        <w:jc w:val="left"/>
-      </w:pPr>
-      <w:r>
-        <w:rPr>
-          <w:rFonts w:ascii="Times New Roman" w:hAnsi="Times New Roman"/>
-          <w:b w:val="0"/>
-          <w:i w:val="0"/>
-          <w:sz w:val="24"/>
-          <w:rFonts w:ascii="Times New Roman" w:hAnsi="Times New Roman" w:cs="Times New Roman"/>
-        </w:rPr>
-        <w:t xml:space="preserve">    A. Tin 1 nguồn duy nhất         B. So sánh thông tin từ nhiều nguồn khác nhau</w:t>
-      </w:r>
-    </w:p>
-    <w:p>
-      <w:pPr>
-        <w:spacing w:before="0" w:after="40" w:line="276" w:lineRule="auto"/>
-        <w:jc w:val="left"/>
-      </w:pPr>
-      <w:r>
-        <w:rPr>
-          <w:rFonts w:ascii="Times New Roman" w:hAnsi="Times New Roman"/>
-          <w:b w:val="0"/>
-          <w:i w:val="0"/>
-          <w:sz w:val="24"/>
-          <w:rFonts w:ascii="Times New Roman" w:hAnsi="Times New Roman" w:cs="Times New Roman"/>
-        </w:rPr>
-        <w:t xml:space="preserve">    C. Xóa thông tin         D. Chia sẻ ngay</w:t>
-      </w:r>
-    </w:p>
-    <w:p>
-      <w:pPr>
+        <w:ind w:left="360"/>
+      </w:pPr>
+      <w:r>
+        <w:rPr>
+          <w:rFonts w:ascii="Times New Roman" w:hAnsi="Times New Roman"/>
+          <w:b w:val="0"/>
+          <w:i w:val="0"/>
+          <w:sz w:val="24"/>
+          <w:rFonts w:ascii="Times New Roman" w:hAnsi="Times New Roman" w:cs="Times New Roman"/>
+        </w:rPr>
+        <w:t>A. Tin 1 nguồn duy nhất</w:t>
+      </w:r>
+    </w:p>
+    <w:p>
+      <w:pPr>
+        <w:keepNext/>
+        <w:spacing w:before="0" w:after="20" w:line="276" w:lineRule="auto"/>
+        <w:ind w:left="360"/>
+      </w:pPr>
+      <w:r>
+        <w:rPr>
+          <w:rFonts w:ascii="Times New Roman" w:hAnsi="Times New Roman"/>
+          <w:b w:val="0"/>
+          <w:i w:val="0"/>
+          <w:sz w:val="24"/>
+          <w:rFonts w:ascii="Times New Roman" w:hAnsi="Times New Roman" w:cs="Times New Roman"/>
+        </w:rPr>
+        <w:t>B. So sánh thông tin từ nhiều nguồn khác nhau</w:t>
+      </w:r>
+    </w:p>
+    <w:p>
+      <w:pPr>
+        <w:keepNext/>
+        <w:spacing w:before="0" w:after="20" w:line="276" w:lineRule="auto"/>
+        <w:ind w:left="360"/>
+      </w:pPr>
+      <w:r>
+        <w:rPr>
+          <w:rFonts w:ascii="Times New Roman" w:hAnsi="Times New Roman"/>
+          <w:b w:val="0"/>
+          <w:i w:val="0"/>
+          <w:sz w:val="24"/>
+          <w:rFonts w:ascii="Times New Roman" w:hAnsi="Times New Roman" w:cs="Times New Roman"/>
+        </w:rPr>
+        <w:t>C. Xóa thông tin</w:t>
+      </w:r>
+    </w:p>
+    <w:p>
+      <w:pPr>
+        <w:spacing w:before="0" w:after="50" w:line="276" w:lineRule="auto"/>
+        <w:ind w:left="360"/>
+      </w:pPr>
+      <w:r>
+        <w:rPr>
+          <w:rFonts w:ascii="Times New Roman" w:hAnsi="Times New Roman"/>
+          <w:b w:val="0"/>
+          <w:i w:val="0"/>
+          <w:sz w:val="24"/>
+          <w:rFonts w:ascii="Times New Roman" w:hAnsi="Times New Roman" w:cs="Times New Roman"/>
+        </w:rPr>
+        <w:t>D. Chia sẻ ngay</w:t>
+      </w:r>
+    </w:p>
+    <w:p>
+      <w:pPr>
+        <w:keepNext/>
         <w:spacing w:before="80" w:after="40" w:line="276" w:lineRule="auto"/>
         <w:jc w:val="left"/>
       </w:pPr>
@@ -2428,38 +2806,35 @@
     </w:p>
     <w:p>
       <w:pPr>
-        <w:spacing w:before="0" w:after="20" w:line="276" w:lineRule="auto"/>
-        <w:jc w:val="left"/>
-      </w:pPr>
-      <w:r>
-        <w:rPr>
-          <w:rFonts w:ascii="Times New Roman" w:hAnsi="Times New Roman"/>
-          <w:b w:val="0"/>
-          <w:i w:val="0"/>
-          <w:sz w:val="24"/>
-          <w:rFonts w:ascii="Times New Roman" w:hAnsi="Times New Roman" w:cs="Times New Roman"/>
-        </w:rPr>
-        <w:t xml:space="preserve">    A. Thương mại         B. Giáo dục</w:t>
-      </w:r>
-    </w:p>
-    <w:p>
-      <w:pPr>
-        <w:spacing w:before="0" w:after="40" w:line="276" w:lineRule="auto"/>
-        <w:jc w:val="left"/>
-      </w:pPr>
-      <w:r>
-        <w:rPr>
-          <w:rFonts w:ascii="Times New Roman" w:hAnsi="Times New Roman"/>
-          <w:b w:val="0"/>
-          <w:i w:val="0"/>
-          <w:sz w:val="24"/>
-          <w:rFonts w:ascii="Times New Roman" w:hAnsi="Times New Roman" w:cs="Times New Roman"/>
-        </w:rPr>
-        <w:t xml:space="preserve">    C. Giải trí         D. Quân sự</w:t>
-      </w:r>
-    </w:p>
-    <w:p>
-      <w:pPr>
+        <w:tabs>
+          <w:tab w:pos="360" w:val="left"/>
+          <w:tab w:pos="2664" w:val="left"/>
+          <w:tab w:pos="4968" w:val="left"/>
+          <w:tab w:pos="7272" w:val="left"/>
+        </w:tabs>
+        <w:spacing w:before="0" w:after="50" w:line="276" w:lineRule="auto"/>
+      </w:pPr>
+      <w:r>
+        <w:rPr>
+          <w:rFonts w:ascii="Times New Roman" w:hAnsi="Times New Roman"/>
+          <w:b w:val="0"/>
+          <w:i w:val="0"/>
+          <w:sz w:val="24"/>
+          <w:rFonts w:ascii="Times New Roman" w:hAnsi="Times New Roman" w:cs="Times New Roman"/>
+        </w:rPr>
+        <w:tab/>
+        <w:t>A. Thương mại</w:t>
+        <w:tab/>
+        <w:t>B. Giáo dục</w:t>
+        <w:tab/>
+        <w:t>C. Giải trí</w:t>
+        <w:tab/>
+        <w:t>D. Quân sự</w:t>
+      </w:r>
+    </w:p>
+    <w:p>
+      <w:pPr>
+        <w:keepNext/>
         <w:spacing w:before="80" w:after="40" w:line="276" w:lineRule="auto"/>
         <w:jc w:val="left"/>
       </w:pPr>
@@ -2476,38 +2851,52 @@
     </w:p>
     <w:p>
       <w:pPr>
+        <w:keepNext/>
+        <w:tabs>
+          <w:tab w:pos="360" w:val="left"/>
+          <w:tab w:pos="5112" w:val="left"/>
+        </w:tabs>
         <w:spacing w:before="0" w:after="20" w:line="276" w:lineRule="auto"/>
-        <w:jc w:val="left"/>
-      </w:pPr>
-      <w:r>
-        <w:rPr>
-          <w:rFonts w:ascii="Times New Roman" w:hAnsi="Times New Roman"/>
-          <w:b w:val="0"/>
-          <w:i w:val="0"/>
-          <w:sz w:val="24"/>
-          <w:rFonts w:ascii="Times New Roman" w:hAnsi="Times New Roman" w:cs="Times New Roman"/>
-        </w:rPr>
-        <w:t xml:space="preserve">    A. Chia sẻ ngay         B. Kiểm tra nguồn gốc trước khi tin</w:t>
-      </w:r>
-    </w:p>
-    <w:p>
-      <w:pPr>
-        <w:spacing w:before="0" w:after="40" w:line="276" w:lineRule="auto"/>
-        <w:jc w:val="left"/>
-      </w:pPr>
-      <w:r>
-        <w:rPr>
-          <w:rFonts w:ascii="Times New Roman" w:hAnsi="Times New Roman"/>
-          <w:b w:val="0"/>
-          <w:i w:val="0"/>
-          <w:sz w:val="24"/>
-          <w:rFonts w:ascii="Times New Roman" w:hAnsi="Times New Roman" w:cs="Times New Roman"/>
-        </w:rPr>
-        <w:t xml:space="preserve">    C. Like         D. Comment khen</w:t>
-      </w:r>
-    </w:p>
-    <w:p>
-      <w:pPr>
+      </w:pPr>
+      <w:r>
+        <w:rPr>
+          <w:rFonts w:ascii="Times New Roman" w:hAnsi="Times New Roman"/>
+          <w:b w:val="0"/>
+          <w:i w:val="0"/>
+          <w:sz w:val="24"/>
+          <w:rFonts w:ascii="Times New Roman" w:hAnsi="Times New Roman" w:cs="Times New Roman"/>
+        </w:rPr>
+        <w:tab/>
+        <w:t>A. Chia sẻ ngay</w:t>
+        <w:tab/>
+        <w:t>B. Kiểm tra nguồn gốc trước khi tin</w:t>
+      </w:r>
+    </w:p>
+    <w:p>
+      <w:pPr>
+        <w:tabs>
+          <w:tab w:pos="360" w:val="left"/>
+          <w:tab w:pos="5112" w:val="left"/>
+        </w:tabs>
+        <w:spacing w:before="0" w:after="50" w:line="276" w:lineRule="auto"/>
+      </w:pPr>
+      <w:r>
+        <w:rPr>
+          <w:rFonts w:ascii="Times New Roman" w:hAnsi="Times New Roman"/>
+          <w:b w:val="0"/>
+          <w:i w:val="0"/>
+          <w:sz w:val="24"/>
+          <w:rFonts w:ascii="Times New Roman" w:hAnsi="Times New Roman" w:cs="Times New Roman"/>
+        </w:rPr>
+        <w:tab/>
+        <w:t>C. Like</w:t>
+        <w:tab/>
+        <w:t>D. Comment khen</w:t>
+      </w:r>
+    </w:p>
+    <w:p>
+      <w:pPr>
+        <w:keepNext/>
         <w:spacing w:before="80" w:after="40" w:line="276" w:lineRule="auto"/>
         <w:jc w:val="left"/>
       </w:pPr>
@@ -2524,38 +2913,52 @@
     </w:p>
     <w:p>
       <w:pPr>
+        <w:keepNext/>
+        <w:tabs>
+          <w:tab w:pos="360" w:val="left"/>
+          <w:tab w:pos="5112" w:val="left"/>
+        </w:tabs>
         <w:spacing w:before="0" w:after="20" w:line="276" w:lineRule="auto"/>
-        <w:jc w:val="left"/>
-      </w:pPr>
-      <w:r>
-        <w:rPr>
-          <w:rFonts w:ascii="Times New Roman" w:hAnsi="Times New Roman"/>
-          <w:b w:val="0"/>
-          <w:i w:val="0"/>
-          <w:sz w:val="24"/>
-          <w:rFonts w:ascii="Times New Roman" w:hAnsi="Times New Roman" w:cs="Times New Roman"/>
-        </w:rPr>
-        <w:t xml:space="preserve">    A. Xóa kết quả         B. Tìm chính xác cụm từ</w:t>
-      </w:r>
-    </w:p>
-    <w:p>
-      <w:pPr>
-        <w:spacing w:before="0" w:after="40" w:line="276" w:lineRule="auto"/>
-        <w:jc w:val="left"/>
-      </w:pPr>
-      <w:r>
-        <w:rPr>
-          <w:rFonts w:ascii="Times New Roman" w:hAnsi="Times New Roman"/>
-          <w:b w:val="0"/>
-          <w:i w:val="0"/>
-          <w:sz w:val="24"/>
-          <w:rFonts w:ascii="Times New Roman" w:hAnsi="Times New Roman" w:cs="Times New Roman"/>
-        </w:rPr>
-        <w:t xml:space="preserve">    C. Mở tab mới         D. Tắt Google</w:t>
-      </w:r>
-    </w:p>
-    <w:p>
-      <w:pPr>
+      </w:pPr>
+      <w:r>
+        <w:rPr>
+          <w:rFonts w:ascii="Times New Roman" w:hAnsi="Times New Roman"/>
+          <w:b w:val="0"/>
+          <w:i w:val="0"/>
+          <w:sz w:val="24"/>
+          <w:rFonts w:ascii="Times New Roman" w:hAnsi="Times New Roman" w:cs="Times New Roman"/>
+        </w:rPr>
+        <w:tab/>
+        <w:t>A. Xóa kết quả</w:t>
+        <w:tab/>
+        <w:t>B. Tìm chính xác cụm từ</w:t>
+      </w:r>
+    </w:p>
+    <w:p>
+      <w:pPr>
+        <w:tabs>
+          <w:tab w:pos="360" w:val="left"/>
+          <w:tab w:pos="5112" w:val="left"/>
+        </w:tabs>
+        <w:spacing w:before="0" w:after="50" w:line="276" w:lineRule="auto"/>
+      </w:pPr>
+      <w:r>
+        <w:rPr>
+          <w:rFonts w:ascii="Times New Roman" w:hAnsi="Times New Roman"/>
+          <w:b w:val="0"/>
+          <w:i w:val="0"/>
+          <w:sz w:val="24"/>
+          <w:rFonts w:ascii="Times New Roman" w:hAnsi="Times New Roman" w:cs="Times New Roman"/>
+        </w:rPr>
+        <w:tab/>
+        <w:t>C. Mở tab mới</w:t>
+        <w:tab/>
+        <w:t>D. Tắt Google</w:t>
+      </w:r>
+    </w:p>
+    <w:p>
+      <w:pPr>
+        <w:keepNext/>
         <w:spacing w:before="80" w:after="40" w:line="276" w:lineRule="auto"/>
         <w:jc w:val="left"/>
       </w:pPr>
@@ -2572,38 +2975,74 @@
     </w:p>
     <w:p>
       <w:pPr>
+        <w:keepNext/>
         <w:spacing w:before="0" w:after="20" w:line="276" w:lineRule="auto"/>
-        <w:jc w:val="left"/>
-      </w:pPr>
-      <w:r>
-        <w:rPr>
-          <w:rFonts w:ascii="Times New Roman" w:hAnsi="Times New Roman"/>
-          <w:b w:val="0"/>
-          <w:i w:val="0"/>
-          <w:sz w:val="24"/>
-          <w:rFonts w:ascii="Times New Roman" w:hAnsi="Times New Roman" w:cs="Times New Roman"/>
-        </w:rPr>
-        <w:t xml:space="preserve">    A. Xóa tên tác giả         B. Ghi rõ tên tác giả, nguồn gốc khi sử dụng</w:t>
-      </w:r>
-    </w:p>
-    <w:p>
-      <w:pPr>
-        <w:spacing w:before="0" w:after="40" w:line="276" w:lineRule="auto"/>
-        <w:jc w:val="left"/>
-      </w:pPr>
-      <w:r>
-        <w:rPr>
-          <w:rFonts w:ascii="Times New Roman" w:hAnsi="Times New Roman"/>
-          <w:b w:val="0"/>
-          <w:i w:val="0"/>
-          <w:sz w:val="24"/>
-          <w:rFonts w:ascii="Times New Roman" w:hAnsi="Times New Roman" w:cs="Times New Roman"/>
-        </w:rPr>
-        <w:t xml:space="preserve">    C. Tự nhận là của mình         D. Không cần ghi</w:t>
-      </w:r>
-    </w:p>
-    <w:p>
-      <w:pPr>
+        <w:ind w:left="360"/>
+      </w:pPr>
+      <w:r>
+        <w:rPr>
+          <w:rFonts w:ascii="Times New Roman" w:hAnsi="Times New Roman"/>
+          <w:b w:val="0"/>
+          <w:i w:val="0"/>
+          <w:sz w:val="24"/>
+          <w:rFonts w:ascii="Times New Roman" w:hAnsi="Times New Roman" w:cs="Times New Roman"/>
+        </w:rPr>
+        <w:t>A. Xóa tên tác giả</w:t>
+      </w:r>
+    </w:p>
+    <w:p>
+      <w:pPr>
+        <w:keepNext/>
+        <w:spacing w:before="0" w:after="20" w:line="276" w:lineRule="auto"/>
+        <w:ind w:left="360"/>
+      </w:pPr>
+      <w:r>
+        <w:rPr>
+          <w:rFonts w:ascii="Times New Roman" w:hAnsi="Times New Roman"/>
+          <w:b w:val="0"/>
+          <w:i w:val="0"/>
+          <w:sz w:val="24"/>
+          <w:rFonts w:ascii="Times New Roman" w:hAnsi="Times New Roman" w:cs="Times New Roman"/>
+        </w:rPr>
+        <w:t>B. Ghi rõ tên tác giả, nguồn gốc khi sử dụng</w:t>
+      </w:r>
+    </w:p>
+    <w:p>
+      <w:pPr>
+        <w:keepNext/>
+        <w:spacing w:before="0" w:after="20" w:line="276" w:lineRule="auto"/>
+        <w:ind w:left="360"/>
+      </w:pPr>
+      <w:r>
+        <w:rPr>
+          <w:rFonts w:ascii="Times New Roman" w:hAnsi="Times New Roman"/>
+          <w:b w:val="0"/>
+          <w:i w:val="0"/>
+          <w:sz w:val="24"/>
+          <w:rFonts w:ascii="Times New Roman" w:hAnsi="Times New Roman" w:cs="Times New Roman"/>
+        </w:rPr>
+        <w:t>C. Tự nhận là của mình</w:t>
+      </w:r>
+    </w:p>
+    <w:p>
+      <w:pPr>
+        <w:spacing w:before="0" w:after="50" w:line="276" w:lineRule="auto"/>
+        <w:ind w:left="360"/>
+      </w:pPr>
+      <w:r>
+        <w:rPr>
+          <w:rFonts w:ascii="Times New Roman" w:hAnsi="Times New Roman"/>
+          <w:b w:val="0"/>
+          <w:i w:val="0"/>
+          <w:sz w:val="24"/>
+          <w:rFonts w:ascii="Times New Roman" w:hAnsi="Times New Roman" w:cs="Times New Roman"/>
+        </w:rPr>
+        <w:t>D. Không cần ghi</w:t>
+      </w:r>
+    </w:p>
+    <w:p>
+      <w:pPr>
+        <w:keepNext/>
         <w:spacing w:before="80" w:after="40" w:line="276" w:lineRule="auto"/>
         <w:jc w:val="left"/>
       </w:pPr>
@@ -2620,38 +3059,74 @@
     </w:p>
     <w:p>
       <w:pPr>
+        <w:keepNext/>
         <w:spacing w:before="0" w:after="20" w:line="276" w:lineRule="auto"/>
-        <w:jc w:val="left"/>
-      </w:pPr>
-      <w:r>
-        <w:rPr>
-          <w:rFonts w:ascii="Times New Roman" w:hAnsi="Times New Roman"/>
-          <w:b w:val="0"/>
-          <w:i w:val="0"/>
-          <w:sz w:val="24"/>
-          <w:rFonts w:ascii="Times New Roman" w:hAnsi="Times New Roman" w:cs="Times New Roman"/>
-        </w:rPr>
-        <w:t xml:space="preserve">    A. Ghi rõ nguồn         B. Sao chép tác phẩm người khác rồi tự nhận</w:t>
-      </w:r>
-    </w:p>
-    <w:p>
-      <w:pPr>
-        <w:spacing w:before="0" w:after="40" w:line="276" w:lineRule="auto"/>
-        <w:jc w:val="left"/>
-      </w:pPr>
-      <w:r>
-        <w:rPr>
-          <w:rFonts w:ascii="Times New Roman" w:hAnsi="Times New Roman"/>
-          <w:b w:val="0"/>
-          <w:i w:val="0"/>
-          <w:sz w:val="24"/>
-          <w:rFonts w:ascii="Times New Roman" w:hAnsi="Times New Roman" w:cs="Times New Roman"/>
-        </w:rPr>
-        <w:t xml:space="preserve">    C. Dùng Creative Commons         D. Chia sẻ link gốc</w:t>
-      </w:r>
-    </w:p>
-    <w:p>
-      <w:pPr>
+        <w:ind w:left="360"/>
+      </w:pPr>
+      <w:r>
+        <w:rPr>
+          <w:rFonts w:ascii="Times New Roman" w:hAnsi="Times New Roman"/>
+          <w:b w:val="0"/>
+          <w:i w:val="0"/>
+          <w:sz w:val="24"/>
+          <w:rFonts w:ascii="Times New Roman" w:hAnsi="Times New Roman" w:cs="Times New Roman"/>
+        </w:rPr>
+        <w:t>A. Ghi rõ nguồn</w:t>
+      </w:r>
+    </w:p>
+    <w:p>
+      <w:pPr>
+        <w:keepNext/>
+        <w:spacing w:before="0" w:after="20" w:line="276" w:lineRule="auto"/>
+        <w:ind w:left="360"/>
+      </w:pPr>
+      <w:r>
+        <w:rPr>
+          <w:rFonts w:ascii="Times New Roman" w:hAnsi="Times New Roman"/>
+          <w:b w:val="0"/>
+          <w:i w:val="0"/>
+          <w:sz w:val="24"/>
+          <w:rFonts w:ascii="Times New Roman" w:hAnsi="Times New Roman" w:cs="Times New Roman"/>
+        </w:rPr>
+        <w:t>B. Sao chép tác phẩm người khác rồi tự nhận</w:t>
+      </w:r>
+    </w:p>
+    <w:p>
+      <w:pPr>
+        <w:keepNext/>
+        <w:spacing w:before="0" w:after="20" w:line="276" w:lineRule="auto"/>
+        <w:ind w:left="360"/>
+      </w:pPr>
+      <w:r>
+        <w:rPr>
+          <w:rFonts w:ascii="Times New Roman" w:hAnsi="Times New Roman"/>
+          <w:b w:val="0"/>
+          <w:i w:val="0"/>
+          <w:sz w:val="24"/>
+          <w:rFonts w:ascii="Times New Roman" w:hAnsi="Times New Roman" w:cs="Times New Roman"/>
+        </w:rPr>
+        <w:t>C. Dùng Creative Commons</w:t>
+      </w:r>
+    </w:p>
+    <w:p>
+      <w:pPr>
+        <w:spacing w:before="0" w:after="50" w:line="276" w:lineRule="auto"/>
+        <w:ind w:left="360"/>
+      </w:pPr>
+      <w:r>
+        <w:rPr>
+          <w:rFonts w:ascii="Times New Roman" w:hAnsi="Times New Roman"/>
+          <w:b w:val="0"/>
+          <w:i w:val="0"/>
+          <w:sz w:val="24"/>
+          <w:rFonts w:ascii="Times New Roman" w:hAnsi="Times New Roman" w:cs="Times New Roman"/>
+        </w:rPr>
+        <w:t>D. Chia sẻ link gốc</w:t>
+      </w:r>
+    </w:p>
+    <w:p>
+      <w:pPr>
+        <w:keepNext/>
         <w:spacing w:before="80" w:after="40" w:line="276" w:lineRule="auto"/>
         <w:jc w:val="left"/>
       </w:pPr>
@@ -2668,38 +3143,74 @@
     </w:p>
     <w:p>
       <w:pPr>
+        <w:keepNext/>
         <w:spacing w:before="0" w:after="20" w:line="276" w:lineRule="auto"/>
-        <w:jc w:val="left"/>
-      </w:pPr>
-      <w:r>
-        <w:rPr>
-          <w:rFonts w:ascii="Times New Roman" w:hAnsi="Times New Roman"/>
-          <w:b w:val="0"/>
-          <w:i w:val="0"/>
-          <w:sz w:val="24"/>
-          <w:rFonts w:ascii="Times New Roman" w:hAnsi="Times New Roman" w:cs="Times New Roman"/>
-        </w:rPr>
-        <w:t xml:space="preserve">    A. Virus         B. Giấy phép cho phép sử dụng tác phẩm với điều kiện nhất định</w:t>
-      </w:r>
-    </w:p>
-    <w:p>
-      <w:pPr>
-        <w:spacing w:before="0" w:after="40" w:line="276" w:lineRule="auto"/>
-        <w:jc w:val="left"/>
-      </w:pPr>
-      <w:r>
-        <w:rPr>
-          <w:rFonts w:ascii="Times New Roman" w:hAnsi="Times New Roman"/>
-          <w:b w:val="0"/>
-          <w:i w:val="0"/>
-          <w:sz w:val="24"/>
-          <w:rFonts w:ascii="Times New Roman" w:hAnsi="Times New Roman" w:cs="Times New Roman"/>
-        </w:rPr>
-        <w:t xml:space="preserve">    C. Phần mềm         D. Mạng xã hội</w:t>
-      </w:r>
-    </w:p>
-    <w:p>
-      <w:pPr>
+        <w:ind w:left="360"/>
+      </w:pPr>
+      <w:r>
+        <w:rPr>
+          <w:rFonts w:ascii="Times New Roman" w:hAnsi="Times New Roman"/>
+          <w:b w:val="0"/>
+          <w:i w:val="0"/>
+          <w:sz w:val="24"/>
+          <w:rFonts w:ascii="Times New Roman" w:hAnsi="Times New Roman" w:cs="Times New Roman"/>
+        </w:rPr>
+        <w:t>A. Virus</w:t>
+      </w:r>
+    </w:p>
+    <w:p>
+      <w:pPr>
+        <w:keepNext/>
+        <w:spacing w:before="0" w:after="20" w:line="276" w:lineRule="auto"/>
+        <w:ind w:left="360"/>
+      </w:pPr>
+      <w:r>
+        <w:rPr>
+          <w:rFonts w:ascii="Times New Roman" w:hAnsi="Times New Roman"/>
+          <w:b w:val="0"/>
+          <w:i w:val="0"/>
+          <w:sz w:val="24"/>
+          <w:rFonts w:ascii="Times New Roman" w:hAnsi="Times New Roman" w:cs="Times New Roman"/>
+        </w:rPr>
+        <w:t>B. Giấy phép cho phép sử dụng tác phẩm với điều kiện nhất định</w:t>
+      </w:r>
+    </w:p>
+    <w:p>
+      <w:pPr>
+        <w:keepNext/>
+        <w:spacing w:before="0" w:after="20" w:line="276" w:lineRule="auto"/>
+        <w:ind w:left="360"/>
+      </w:pPr>
+      <w:r>
+        <w:rPr>
+          <w:rFonts w:ascii="Times New Roman" w:hAnsi="Times New Roman"/>
+          <w:b w:val="0"/>
+          <w:i w:val="0"/>
+          <w:sz w:val="24"/>
+          <w:rFonts w:ascii="Times New Roman" w:hAnsi="Times New Roman" w:cs="Times New Roman"/>
+        </w:rPr>
+        <w:t>C. Phần mềm</w:t>
+      </w:r>
+    </w:p>
+    <w:p>
+      <w:pPr>
+        <w:spacing w:before="0" w:after="50" w:line="276" w:lineRule="auto"/>
+        <w:ind w:left="360"/>
+      </w:pPr>
+      <w:r>
+        <w:rPr>
+          <w:rFonts w:ascii="Times New Roman" w:hAnsi="Times New Roman"/>
+          <w:b w:val="0"/>
+          <w:i w:val="0"/>
+          <w:sz w:val="24"/>
+          <w:rFonts w:ascii="Times New Roman" w:hAnsi="Times New Roman" w:cs="Times New Roman"/>
+        </w:rPr>
+        <w:t>D. Mạng xã hội</w:t>
+      </w:r>
+    </w:p>
+    <w:p>
+      <w:pPr>
+        <w:keepNext/>
         <w:spacing w:before="80" w:after="40" w:line="276" w:lineRule="auto"/>
         <w:jc w:val="left"/>
       </w:pPr>
@@ -2716,38 +3227,74 @@
     </w:p>
     <w:p>
       <w:pPr>
+        <w:keepNext/>
         <w:spacing w:before="0" w:after="20" w:line="276" w:lineRule="auto"/>
-        <w:jc w:val="left"/>
-      </w:pPr>
-      <w:r>
-        <w:rPr>
-          <w:rFonts w:ascii="Times New Roman" w:hAnsi="Times New Roman"/>
-          <w:b w:val="0"/>
-          <w:i w:val="0"/>
-          <w:sz w:val="24"/>
-          <w:rFonts w:ascii="Times New Roman" w:hAnsi="Times New Roman" w:cs="Times New Roman"/>
-        </w:rPr>
-        <w:t xml:space="preserve">    A. Tắt Google         B. Tìm kết quả chỉ trong 1 trang web cụ thể</w:t>
-      </w:r>
-    </w:p>
-    <w:p>
-      <w:pPr>
-        <w:spacing w:before="0" w:after="40" w:line="276" w:lineRule="auto"/>
-        <w:jc w:val="left"/>
-      </w:pPr>
-      <w:r>
-        <w:rPr>
-          <w:rFonts w:ascii="Times New Roman" w:hAnsi="Times New Roman"/>
-          <w:b w:val="0"/>
-          <w:i w:val="0"/>
-          <w:sz w:val="24"/>
-          <w:rFonts w:ascii="Times New Roman" w:hAnsi="Times New Roman" w:cs="Times New Roman"/>
-        </w:rPr>
-        <w:t xml:space="preserve">    C. Xóa kết quả         D. Mở email</w:t>
-      </w:r>
-    </w:p>
-    <w:p>
-      <w:pPr>
+        <w:ind w:left="360"/>
+      </w:pPr>
+      <w:r>
+        <w:rPr>
+          <w:rFonts w:ascii="Times New Roman" w:hAnsi="Times New Roman"/>
+          <w:b w:val="0"/>
+          <w:i w:val="0"/>
+          <w:sz w:val="24"/>
+          <w:rFonts w:ascii="Times New Roman" w:hAnsi="Times New Roman" w:cs="Times New Roman"/>
+        </w:rPr>
+        <w:t>A. Tắt Google</w:t>
+      </w:r>
+    </w:p>
+    <w:p>
+      <w:pPr>
+        <w:keepNext/>
+        <w:spacing w:before="0" w:after="20" w:line="276" w:lineRule="auto"/>
+        <w:ind w:left="360"/>
+      </w:pPr>
+      <w:r>
+        <w:rPr>
+          <w:rFonts w:ascii="Times New Roman" w:hAnsi="Times New Roman"/>
+          <w:b w:val="0"/>
+          <w:i w:val="0"/>
+          <w:sz w:val="24"/>
+          <w:rFonts w:ascii="Times New Roman" w:hAnsi="Times New Roman" w:cs="Times New Roman"/>
+        </w:rPr>
+        <w:t>B. Tìm kết quả chỉ trong 1 trang web cụ thể</w:t>
+      </w:r>
+    </w:p>
+    <w:p>
+      <w:pPr>
+        <w:keepNext/>
+        <w:spacing w:before="0" w:after="20" w:line="276" w:lineRule="auto"/>
+        <w:ind w:left="360"/>
+      </w:pPr>
+      <w:r>
+        <w:rPr>
+          <w:rFonts w:ascii="Times New Roman" w:hAnsi="Times New Roman"/>
+          <w:b w:val="0"/>
+          <w:i w:val="0"/>
+          <w:sz w:val="24"/>
+          <w:rFonts w:ascii="Times New Roman" w:hAnsi="Times New Roman" w:cs="Times New Roman"/>
+        </w:rPr>
+        <w:t>C. Xóa kết quả</w:t>
+      </w:r>
+    </w:p>
+    <w:p>
+      <w:pPr>
+        <w:spacing w:before="0" w:after="50" w:line="276" w:lineRule="auto"/>
+        <w:ind w:left="360"/>
+      </w:pPr>
+      <w:r>
+        <w:rPr>
+          <w:rFonts w:ascii="Times New Roman" w:hAnsi="Times New Roman"/>
+          <w:b w:val="0"/>
+          <w:i w:val="0"/>
+          <w:sz w:val="24"/>
+          <w:rFonts w:ascii="Times New Roman" w:hAnsi="Times New Roman" w:cs="Times New Roman"/>
+        </w:rPr>
+        <w:t>D. Mở email</w:t>
+      </w:r>
+    </w:p>
+    <w:p>
+      <w:pPr>
+        <w:keepNext/>
         <w:spacing w:before="80" w:after="40" w:line="276" w:lineRule="auto"/>
         <w:jc w:val="left"/>
       </w:pPr>
@@ -2764,38 +3311,52 @@
     </w:p>
     <w:p>
       <w:pPr>
+        <w:keepNext/>
+        <w:tabs>
+          <w:tab w:pos="360" w:val="left"/>
+          <w:tab w:pos="5112" w:val="left"/>
+        </w:tabs>
         <w:spacing w:before="0" w:after="20" w:line="276" w:lineRule="auto"/>
-        <w:jc w:val="left"/>
-      </w:pPr>
-      <w:r>
-        <w:rPr>
-          <w:rFonts w:ascii="Times New Roman" w:hAnsi="Times New Roman"/>
-          <w:b w:val="0"/>
-          <w:i w:val="0"/>
-          <w:sz w:val="24"/>
-          <w:rFonts w:ascii="Times New Roman" w:hAnsi="Times New Roman" w:cs="Times New Roman"/>
-        </w:rPr>
-        <w:t xml:space="preserve">    A. Cộng kết quả         B. Loại bỏ từ khóa không mong muốn</w:t>
-      </w:r>
-    </w:p>
-    <w:p>
-      <w:pPr>
-        <w:spacing w:before="0" w:after="40" w:line="276" w:lineRule="auto"/>
-        <w:jc w:val="left"/>
-      </w:pPr>
-      <w:r>
-        <w:rPr>
-          <w:rFonts w:ascii="Times New Roman" w:hAnsi="Times New Roman"/>
-          <w:b w:val="0"/>
-          <w:i w:val="0"/>
-          <w:sz w:val="24"/>
-          <w:rFonts w:ascii="Times New Roman" w:hAnsi="Times New Roman" w:cs="Times New Roman"/>
-        </w:rPr>
-        <w:t xml:space="preserve">    C. Nhân kết quả         D. Chia kết quả</w:t>
-      </w:r>
-    </w:p>
-    <w:p>
-      <w:pPr>
+      </w:pPr>
+      <w:r>
+        <w:rPr>
+          <w:rFonts w:ascii="Times New Roman" w:hAnsi="Times New Roman"/>
+          <w:b w:val="0"/>
+          <w:i w:val="0"/>
+          <w:sz w:val="24"/>
+          <w:rFonts w:ascii="Times New Roman" w:hAnsi="Times New Roman" w:cs="Times New Roman"/>
+        </w:rPr>
+        <w:tab/>
+        <w:t>A. Cộng kết quả</w:t>
+        <w:tab/>
+        <w:t>B. Loại bỏ từ khóa không mong muốn</w:t>
+      </w:r>
+    </w:p>
+    <w:p>
+      <w:pPr>
+        <w:tabs>
+          <w:tab w:pos="360" w:val="left"/>
+          <w:tab w:pos="5112" w:val="left"/>
+        </w:tabs>
+        <w:spacing w:before="0" w:after="50" w:line="276" w:lineRule="auto"/>
+      </w:pPr>
+      <w:r>
+        <w:rPr>
+          <w:rFonts w:ascii="Times New Roman" w:hAnsi="Times New Roman"/>
+          <w:b w:val="0"/>
+          <w:i w:val="0"/>
+          <w:sz w:val="24"/>
+          <w:rFonts w:ascii="Times New Roman" w:hAnsi="Times New Roman" w:cs="Times New Roman"/>
+        </w:rPr>
+        <w:tab/>
+        <w:t>C. Nhân kết quả</w:t>
+        <w:tab/>
+        <w:t>D. Chia kết quả</w:t>
+      </w:r>
+    </w:p>
+    <w:p>
+      <w:pPr>
+        <w:keepNext/>
         <w:spacing w:before="80" w:after="40" w:line="276" w:lineRule="auto"/>
         <w:jc w:val="left"/>
       </w:pPr>
@@ -2812,38 +3373,74 @@
     </w:p>
     <w:p>
       <w:pPr>
+        <w:keepNext/>
         <w:spacing w:before="0" w:after="20" w:line="276" w:lineRule="auto"/>
-        <w:jc w:val="left"/>
-      </w:pPr>
-      <w:r>
-        <w:rPr>
-          <w:rFonts w:ascii="Times New Roman" w:hAnsi="Times New Roman"/>
-          <w:b w:val="0"/>
-          <w:i w:val="0"/>
-          <w:sz w:val="24"/>
-          <w:rFonts w:ascii="Times New Roman" w:hAnsi="Times New Roman" w:cs="Times New Roman"/>
-        </w:rPr>
-        <w:t xml:space="preserve">    A. Game         B. Tài liệu học thuật, nghiên cứu khoa học</w:t>
-      </w:r>
-    </w:p>
-    <w:p>
-      <w:pPr>
-        <w:spacing w:before="0" w:after="40" w:line="276" w:lineRule="auto"/>
-        <w:jc w:val="left"/>
-      </w:pPr>
-      <w:r>
-        <w:rPr>
-          <w:rFonts w:ascii="Times New Roman" w:hAnsi="Times New Roman"/>
-          <w:b w:val="0"/>
-          <w:i w:val="0"/>
-          <w:sz w:val="24"/>
-          <w:rFonts w:ascii="Times New Roman" w:hAnsi="Times New Roman" w:cs="Times New Roman"/>
-        </w:rPr>
-        <w:t xml:space="preserve">    C. Video giải trí         D. Nhạc</w:t>
-      </w:r>
-    </w:p>
-    <w:p>
-      <w:pPr>
+        <w:ind w:left="360"/>
+      </w:pPr>
+      <w:r>
+        <w:rPr>
+          <w:rFonts w:ascii="Times New Roman" w:hAnsi="Times New Roman"/>
+          <w:b w:val="0"/>
+          <w:i w:val="0"/>
+          <w:sz w:val="24"/>
+          <w:rFonts w:ascii="Times New Roman" w:hAnsi="Times New Roman" w:cs="Times New Roman"/>
+        </w:rPr>
+        <w:t>A. Game</w:t>
+      </w:r>
+    </w:p>
+    <w:p>
+      <w:pPr>
+        <w:keepNext/>
+        <w:spacing w:before="0" w:after="20" w:line="276" w:lineRule="auto"/>
+        <w:ind w:left="360"/>
+      </w:pPr>
+      <w:r>
+        <w:rPr>
+          <w:rFonts w:ascii="Times New Roman" w:hAnsi="Times New Roman"/>
+          <w:b w:val="0"/>
+          <w:i w:val="0"/>
+          <w:sz w:val="24"/>
+          <w:rFonts w:ascii="Times New Roman" w:hAnsi="Times New Roman" w:cs="Times New Roman"/>
+        </w:rPr>
+        <w:t>B. Tài liệu học thuật, nghiên cứu khoa học</w:t>
+      </w:r>
+    </w:p>
+    <w:p>
+      <w:pPr>
+        <w:keepNext/>
+        <w:spacing w:before="0" w:after="20" w:line="276" w:lineRule="auto"/>
+        <w:ind w:left="360"/>
+      </w:pPr>
+      <w:r>
+        <w:rPr>
+          <w:rFonts w:ascii="Times New Roman" w:hAnsi="Times New Roman"/>
+          <w:b w:val="0"/>
+          <w:i w:val="0"/>
+          <w:sz w:val="24"/>
+          <w:rFonts w:ascii="Times New Roman" w:hAnsi="Times New Roman" w:cs="Times New Roman"/>
+        </w:rPr>
+        <w:t>C. Video giải trí</w:t>
+      </w:r>
+    </w:p>
+    <w:p>
+      <w:pPr>
+        <w:spacing w:before="0" w:after="50" w:line="276" w:lineRule="auto"/>
+        <w:ind w:left="360"/>
+      </w:pPr>
+      <w:r>
+        <w:rPr>
+          <w:rFonts w:ascii="Times New Roman" w:hAnsi="Times New Roman"/>
+          <w:b w:val="0"/>
+          <w:i w:val="0"/>
+          <w:sz w:val="24"/>
+          <w:rFonts w:ascii="Times New Roman" w:hAnsi="Times New Roman" w:cs="Times New Roman"/>
+        </w:rPr>
+        <w:t>D. Nhạc</w:t>
+      </w:r>
+    </w:p>
+    <w:p>
+      <w:pPr>
+        <w:keepNext/>
         <w:spacing w:before="80" w:after="40" w:line="276" w:lineRule="auto"/>
         <w:jc w:val="left"/>
       </w:pPr>
@@ -2860,38 +3457,74 @@
     </w:p>
     <w:p>
       <w:pPr>
+        <w:keepNext/>
         <w:spacing w:before="0" w:after="20" w:line="276" w:lineRule="auto"/>
-        <w:jc w:val="left"/>
-      </w:pPr>
-      <w:r>
-        <w:rPr>
-          <w:rFonts w:ascii="Times New Roman" w:hAnsi="Times New Roman"/>
-          <w:b w:val="0"/>
-          <w:i w:val="0"/>
-          <w:sz w:val="24"/>
-          <w:rFonts w:ascii="Times New Roman" w:hAnsi="Times New Roman" w:cs="Times New Roman"/>
-        </w:rPr>
-        <w:t xml:space="preserve">    A. Thoải mái không cần xin phép         B. Kiểm tra bản quyền và ghi rõ nguồn</w:t>
-      </w:r>
-    </w:p>
-    <w:p>
-      <w:pPr>
-        <w:spacing w:before="0" w:after="40" w:line="276" w:lineRule="auto"/>
-        <w:jc w:val="left"/>
-      </w:pPr>
-      <w:r>
-        <w:rPr>
-          <w:rFonts w:ascii="Times New Roman" w:hAnsi="Times New Roman"/>
-          <w:b w:val="0"/>
-          <w:i w:val="0"/>
-          <w:sz w:val="24"/>
-          <w:rFonts w:ascii="Times New Roman" w:hAnsi="Times New Roman" w:cs="Times New Roman"/>
-        </w:rPr>
-        <w:t xml:space="preserve">    C. Xóa tên tác giả         D. Đổi tên thành của mình</w:t>
-      </w:r>
-    </w:p>
-    <w:p>
-      <w:pPr>
+        <w:ind w:left="360"/>
+      </w:pPr>
+      <w:r>
+        <w:rPr>
+          <w:rFonts w:ascii="Times New Roman" w:hAnsi="Times New Roman"/>
+          <w:b w:val="0"/>
+          <w:i w:val="0"/>
+          <w:sz w:val="24"/>
+          <w:rFonts w:ascii="Times New Roman" w:hAnsi="Times New Roman" w:cs="Times New Roman"/>
+        </w:rPr>
+        <w:t>A. Thoải mái không cần xin phép</w:t>
+      </w:r>
+    </w:p>
+    <w:p>
+      <w:pPr>
+        <w:keepNext/>
+        <w:spacing w:before="0" w:after="20" w:line="276" w:lineRule="auto"/>
+        <w:ind w:left="360"/>
+      </w:pPr>
+      <w:r>
+        <w:rPr>
+          <w:rFonts w:ascii="Times New Roman" w:hAnsi="Times New Roman"/>
+          <w:b w:val="0"/>
+          <w:i w:val="0"/>
+          <w:sz w:val="24"/>
+          <w:rFonts w:ascii="Times New Roman" w:hAnsi="Times New Roman" w:cs="Times New Roman"/>
+        </w:rPr>
+        <w:t>B. Kiểm tra bản quyền và ghi rõ nguồn</w:t>
+      </w:r>
+    </w:p>
+    <w:p>
+      <w:pPr>
+        <w:keepNext/>
+        <w:spacing w:before="0" w:after="20" w:line="276" w:lineRule="auto"/>
+        <w:ind w:left="360"/>
+      </w:pPr>
+      <w:r>
+        <w:rPr>
+          <w:rFonts w:ascii="Times New Roman" w:hAnsi="Times New Roman"/>
+          <w:b w:val="0"/>
+          <w:i w:val="0"/>
+          <w:sz w:val="24"/>
+          <w:rFonts w:ascii="Times New Roman" w:hAnsi="Times New Roman" w:cs="Times New Roman"/>
+        </w:rPr>
+        <w:t>C. Xóa tên tác giả</w:t>
+      </w:r>
+    </w:p>
+    <w:p>
+      <w:pPr>
+        <w:spacing w:before="0" w:after="50" w:line="276" w:lineRule="auto"/>
+        <w:ind w:left="360"/>
+      </w:pPr>
+      <w:r>
+        <w:rPr>
+          <w:rFonts w:ascii="Times New Roman" w:hAnsi="Times New Roman"/>
+          <w:b w:val="0"/>
+          <w:i w:val="0"/>
+          <w:sz w:val="24"/>
+          <w:rFonts w:ascii="Times New Roman" w:hAnsi="Times New Roman" w:cs="Times New Roman"/>
+        </w:rPr>
+        <w:t>D. Đổi tên thành của mình</w:t>
+      </w:r>
+    </w:p>
+    <w:p>
+      <w:pPr>
+        <w:keepNext/>
         <w:spacing w:before="80" w:after="40" w:line="276" w:lineRule="auto"/>
         <w:jc w:val="left"/>
       </w:pPr>
@@ -2908,38 +3541,52 @@
     </w:p>
     <w:p>
       <w:pPr>
+        <w:keepNext/>
+        <w:tabs>
+          <w:tab w:pos="360" w:val="left"/>
+          <w:tab w:pos="5112" w:val="left"/>
+        </w:tabs>
         <w:spacing w:before="0" w:after="20" w:line="276" w:lineRule="auto"/>
-        <w:jc w:val="left"/>
-      </w:pPr>
-      <w:r>
-        <w:rPr>
-          <w:rFonts w:ascii="Times New Roman" w:hAnsi="Times New Roman"/>
-          <w:b w:val="0"/>
-          <w:i w:val="0"/>
-          <w:sz w:val="24"/>
-          <w:rFonts w:ascii="Times New Roman" w:hAnsi="Times New Roman" w:cs="Times New Roman"/>
-        </w:rPr>
-        <w:t xml:space="preserve">    A. Xóa PDF         B. Tìm chỉ tệp PDF</w:t>
-      </w:r>
-    </w:p>
-    <w:p>
-      <w:pPr>
-        <w:spacing w:before="0" w:after="40" w:line="276" w:lineRule="auto"/>
-        <w:jc w:val="left"/>
-      </w:pPr>
-      <w:r>
-        <w:rPr>
-          <w:rFonts w:ascii="Times New Roman" w:hAnsi="Times New Roman"/>
-          <w:b w:val="0"/>
-          <w:i w:val="0"/>
-          <w:sz w:val="24"/>
-          <w:rFonts w:ascii="Times New Roman" w:hAnsi="Times New Roman" w:cs="Times New Roman"/>
-        </w:rPr>
-        <w:t xml:space="preserve">    C. Mở PDF         D. In PDF</w:t>
-      </w:r>
-    </w:p>
-    <w:p>
-      <w:pPr>
+      </w:pPr>
+      <w:r>
+        <w:rPr>
+          <w:rFonts w:ascii="Times New Roman" w:hAnsi="Times New Roman"/>
+          <w:b w:val="0"/>
+          <w:i w:val="0"/>
+          <w:sz w:val="24"/>
+          <w:rFonts w:ascii="Times New Roman" w:hAnsi="Times New Roman" w:cs="Times New Roman"/>
+        </w:rPr>
+        <w:tab/>
+        <w:t>A. Xóa PDF</w:t>
+        <w:tab/>
+        <w:t>B. Tìm chỉ tệp PDF</w:t>
+      </w:r>
+    </w:p>
+    <w:p>
+      <w:pPr>
+        <w:tabs>
+          <w:tab w:pos="360" w:val="left"/>
+          <w:tab w:pos="5112" w:val="left"/>
+        </w:tabs>
+        <w:spacing w:before="0" w:after="50" w:line="276" w:lineRule="auto"/>
+      </w:pPr>
+      <w:r>
+        <w:rPr>
+          <w:rFonts w:ascii="Times New Roman" w:hAnsi="Times New Roman"/>
+          <w:b w:val="0"/>
+          <w:i w:val="0"/>
+          <w:sz w:val="24"/>
+          <w:rFonts w:ascii="Times New Roman" w:hAnsi="Times New Roman" w:cs="Times New Roman"/>
+        </w:rPr>
+        <w:tab/>
+        <w:t>C. Mở PDF</w:t>
+        <w:tab/>
+        <w:t>D. In PDF</w:t>
+      </w:r>
+    </w:p>
+    <w:p>
+      <w:pPr>
+        <w:keepNext/>
         <w:spacing w:before="80" w:after="40" w:line="276" w:lineRule="auto"/>
         <w:jc w:val="left"/>
       </w:pPr>
@@ -2956,38 +3603,74 @@
     </w:p>
     <w:p>
       <w:pPr>
+        <w:keepNext/>
         <w:spacing w:before="0" w:after="20" w:line="276" w:lineRule="auto"/>
-        <w:jc w:val="left"/>
-      </w:pPr>
-      <w:r>
-        <w:rPr>
-          <w:rFonts w:ascii="Times New Roman" w:hAnsi="Times New Roman"/>
-          <w:b w:val="0"/>
-          <w:i w:val="0"/>
-          <w:sz w:val="24"/>
-          <w:rFonts w:ascii="Times New Roman" w:hAnsi="Times New Roman" w:cs="Times New Roman"/>
-        </w:rPr>
-        <w:t xml:space="preserve">    A. Chơi game         B. Chuẩn mực hành vi khi sử dụng công nghệ số</w:t>
-      </w:r>
-    </w:p>
-    <w:p>
-      <w:pPr>
-        <w:spacing w:before="0" w:after="40" w:line="276" w:lineRule="auto"/>
-        <w:jc w:val="left"/>
-      </w:pPr>
-      <w:r>
-        <w:rPr>
-          <w:rFonts w:ascii="Times New Roman" w:hAnsi="Times New Roman"/>
-          <w:b w:val="0"/>
-          <w:i w:val="0"/>
-          <w:sz w:val="24"/>
-          <w:rFonts w:ascii="Times New Roman" w:hAnsi="Times New Roman" w:cs="Times New Roman"/>
-        </w:rPr>
-        <w:t xml:space="preserve">    C. Phần mềm         D. Phần cứng</w:t>
-      </w:r>
-    </w:p>
-    <w:p>
-      <w:pPr>
+        <w:ind w:left="360"/>
+      </w:pPr>
+      <w:r>
+        <w:rPr>
+          <w:rFonts w:ascii="Times New Roman" w:hAnsi="Times New Roman"/>
+          <w:b w:val="0"/>
+          <w:i w:val="0"/>
+          <w:sz w:val="24"/>
+          <w:rFonts w:ascii="Times New Roman" w:hAnsi="Times New Roman" w:cs="Times New Roman"/>
+        </w:rPr>
+        <w:t>A. Chơi game</w:t>
+      </w:r>
+    </w:p>
+    <w:p>
+      <w:pPr>
+        <w:keepNext/>
+        <w:spacing w:before="0" w:after="20" w:line="276" w:lineRule="auto"/>
+        <w:ind w:left="360"/>
+      </w:pPr>
+      <w:r>
+        <w:rPr>
+          <w:rFonts w:ascii="Times New Roman" w:hAnsi="Times New Roman"/>
+          <w:b w:val="0"/>
+          <w:i w:val="0"/>
+          <w:sz w:val="24"/>
+          <w:rFonts w:ascii="Times New Roman" w:hAnsi="Times New Roman" w:cs="Times New Roman"/>
+        </w:rPr>
+        <w:t>B. Chuẩn mực hành vi khi sử dụng công nghệ số</w:t>
+      </w:r>
+    </w:p>
+    <w:p>
+      <w:pPr>
+        <w:keepNext/>
+        <w:spacing w:before="0" w:after="20" w:line="276" w:lineRule="auto"/>
+        <w:ind w:left="360"/>
+      </w:pPr>
+      <w:r>
+        <w:rPr>
+          <w:rFonts w:ascii="Times New Roman" w:hAnsi="Times New Roman"/>
+          <w:b w:val="0"/>
+          <w:i w:val="0"/>
+          <w:sz w:val="24"/>
+          <w:rFonts w:ascii="Times New Roman" w:hAnsi="Times New Roman" w:cs="Times New Roman"/>
+        </w:rPr>
+        <w:t>C. Phần mềm</w:t>
+      </w:r>
+    </w:p>
+    <w:p>
+      <w:pPr>
+        <w:spacing w:before="0" w:after="50" w:line="276" w:lineRule="auto"/>
+        <w:ind w:left="360"/>
+      </w:pPr>
+      <w:r>
+        <w:rPr>
+          <w:rFonts w:ascii="Times New Roman" w:hAnsi="Times New Roman"/>
+          <w:b w:val="0"/>
+          <w:i w:val="0"/>
+          <w:sz w:val="24"/>
+          <w:rFonts w:ascii="Times New Roman" w:hAnsi="Times New Roman" w:cs="Times New Roman"/>
+        </w:rPr>
+        <w:t>D. Phần cứng</w:t>
+      </w:r>
+    </w:p>
+    <w:p>
+      <w:pPr>
+        <w:keepNext/>
         <w:spacing w:before="80" w:after="40" w:line="276" w:lineRule="auto"/>
         <w:jc w:val="left"/>
       </w:pPr>
@@ -3004,38 +3687,74 @@
     </w:p>
     <w:p>
       <w:pPr>
+        <w:keepNext/>
         <w:spacing w:before="0" w:after="20" w:line="276" w:lineRule="auto"/>
-        <w:jc w:val="left"/>
-      </w:pPr>
-      <w:r>
-        <w:rPr>
-          <w:rFonts w:ascii="Times New Roman" w:hAnsi="Times New Roman"/>
-          <w:b w:val="0"/>
-          <w:i w:val="0"/>
-          <w:sz w:val="24"/>
-          <w:rFonts w:ascii="Times New Roman" w:hAnsi="Times New Roman" w:cs="Times New Roman"/>
-        </w:rPr>
-        <w:t xml:space="preserve">    A. Ghi nguồn trích dẫn         B. Hack tài khoản người khác</w:t>
-      </w:r>
-    </w:p>
-    <w:p>
-      <w:pPr>
-        <w:spacing w:before="0" w:after="40" w:line="276" w:lineRule="auto"/>
-        <w:jc w:val="left"/>
-      </w:pPr>
-      <w:r>
-        <w:rPr>
-          <w:rFonts w:ascii="Times New Roman" w:hAnsi="Times New Roman"/>
-          <w:b w:val="0"/>
-          <w:i w:val="0"/>
-          <w:sz w:val="24"/>
-          <w:rFonts w:ascii="Times New Roman" w:hAnsi="Times New Roman" w:cs="Times New Roman"/>
-        </w:rPr>
-        <w:t xml:space="preserve">    C. Dùng phần mềm có bản quyền         D. Bảo vệ thông tin cá nhân</w:t>
-      </w:r>
-    </w:p>
-    <w:p>
-      <w:pPr>
+        <w:ind w:left="360"/>
+      </w:pPr>
+      <w:r>
+        <w:rPr>
+          <w:rFonts w:ascii="Times New Roman" w:hAnsi="Times New Roman"/>
+          <w:b w:val="0"/>
+          <w:i w:val="0"/>
+          <w:sz w:val="24"/>
+          <w:rFonts w:ascii="Times New Roman" w:hAnsi="Times New Roman" w:cs="Times New Roman"/>
+        </w:rPr>
+        <w:t>A. Ghi nguồn trích dẫn</w:t>
+      </w:r>
+    </w:p>
+    <w:p>
+      <w:pPr>
+        <w:keepNext/>
+        <w:spacing w:before="0" w:after="20" w:line="276" w:lineRule="auto"/>
+        <w:ind w:left="360"/>
+      </w:pPr>
+      <w:r>
+        <w:rPr>
+          <w:rFonts w:ascii="Times New Roman" w:hAnsi="Times New Roman"/>
+          <w:b w:val="0"/>
+          <w:i w:val="0"/>
+          <w:sz w:val="24"/>
+          <w:rFonts w:ascii="Times New Roman" w:hAnsi="Times New Roman" w:cs="Times New Roman"/>
+        </w:rPr>
+        <w:t>B. Hack tài khoản người khác</w:t>
+      </w:r>
+    </w:p>
+    <w:p>
+      <w:pPr>
+        <w:keepNext/>
+        <w:spacing w:before="0" w:after="20" w:line="276" w:lineRule="auto"/>
+        <w:ind w:left="360"/>
+      </w:pPr>
+      <w:r>
+        <w:rPr>
+          <w:rFonts w:ascii="Times New Roman" w:hAnsi="Times New Roman"/>
+          <w:b w:val="0"/>
+          <w:i w:val="0"/>
+          <w:sz w:val="24"/>
+          <w:rFonts w:ascii="Times New Roman" w:hAnsi="Times New Roman" w:cs="Times New Roman"/>
+        </w:rPr>
+        <w:t>C. Dùng phần mềm có bản quyền</w:t>
+      </w:r>
+    </w:p>
+    <w:p>
+      <w:pPr>
+        <w:spacing w:before="0" w:after="50" w:line="276" w:lineRule="auto"/>
+        <w:ind w:left="360"/>
+      </w:pPr>
+      <w:r>
+        <w:rPr>
+          <w:rFonts w:ascii="Times New Roman" w:hAnsi="Times New Roman"/>
+          <w:b w:val="0"/>
+          <w:i w:val="0"/>
+          <w:sz w:val="24"/>
+          <w:rFonts w:ascii="Times New Roman" w:hAnsi="Times New Roman" w:cs="Times New Roman"/>
+        </w:rPr>
+        <w:t>D. Bảo vệ thông tin cá nhân</w:t>
+      </w:r>
+    </w:p>
+    <w:p>
+      <w:pPr>
+        <w:keepNext/>
         <w:spacing w:before="80" w:after="40" w:line="276" w:lineRule="auto"/>
         <w:jc w:val="left"/>
       </w:pPr>
@@ -3052,38 +3771,74 @@
     </w:p>
     <w:p>
       <w:pPr>
+        <w:keepNext/>
         <w:spacing w:before="0" w:after="20" w:line="276" w:lineRule="auto"/>
-        <w:jc w:val="left"/>
-      </w:pPr>
-      <w:r>
-        <w:rPr>
-          <w:rFonts w:ascii="Times New Roman" w:hAnsi="Times New Roman"/>
-          <w:b w:val="0"/>
-          <w:i w:val="0"/>
-          <w:sz w:val="24"/>
-          <w:rFonts w:ascii="Times New Roman" w:hAnsi="Times New Roman" w:cs="Times New Roman"/>
-        </w:rPr>
-        <w:t xml:space="preserve">    A. Miễn phí hoàn toàn         B. Quyền sở hữu trí tuệ của tác giả đối với phần mềm</w:t>
-      </w:r>
-    </w:p>
-    <w:p>
-      <w:pPr>
-        <w:spacing w:before="0" w:after="40" w:line="276" w:lineRule="auto"/>
-        <w:jc w:val="left"/>
-      </w:pPr>
-      <w:r>
-        <w:rPr>
-          <w:rFonts w:ascii="Times New Roman" w:hAnsi="Times New Roman"/>
-          <w:b w:val="0"/>
-          <w:i w:val="0"/>
-          <w:sz w:val="24"/>
-          <w:rFonts w:ascii="Times New Roman" w:hAnsi="Times New Roman" w:cs="Times New Roman"/>
-        </w:rPr>
-        <w:t xml:space="preserve">    C. Không ai sở hữu         D. Chỉ dùng 1 ngày</w:t>
-      </w:r>
-    </w:p>
-    <w:p>
-      <w:pPr>
+        <w:ind w:left="360"/>
+      </w:pPr>
+      <w:r>
+        <w:rPr>
+          <w:rFonts w:ascii="Times New Roman" w:hAnsi="Times New Roman"/>
+          <w:b w:val="0"/>
+          <w:i w:val="0"/>
+          <w:sz w:val="24"/>
+          <w:rFonts w:ascii="Times New Roman" w:hAnsi="Times New Roman" w:cs="Times New Roman"/>
+        </w:rPr>
+        <w:t>A. Miễn phí hoàn toàn</w:t>
+      </w:r>
+    </w:p>
+    <w:p>
+      <w:pPr>
+        <w:keepNext/>
+        <w:spacing w:before="0" w:after="20" w:line="276" w:lineRule="auto"/>
+        <w:ind w:left="360"/>
+      </w:pPr>
+      <w:r>
+        <w:rPr>
+          <w:rFonts w:ascii="Times New Roman" w:hAnsi="Times New Roman"/>
+          <w:b w:val="0"/>
+          <w:i w:val="0"/>
+          <w:sz w:val="24"/>
+          <w:rFonts w:ascii="Times New Roman" w:hAnsi="Times New Roman" w:cs="Times New Roman"/>
+        </w:rPr>
+        <w:t>B. Quyền sở hữu trí tuệ của tác giả đối với phần mềm</w:t>
+      </w:r>
+    </w:p>
+    <w:p>
+      <w:pPr>
+        <w:keepNext/>
+        <w:spacing w:before="0" w:after="20" w:line="276" w:lineRule="auto"/>
+        <w:ind w:left="360"/>
+      </w:pPr>
+      <w:r>
+        <w:rPr>
+          <w:rFonts w:ascii="Times New Roman" w:hAnsi="Times New Roman"/>
+          <w:b w:val="0"/>
+          <w:i w:val="0"/>
+          <w:sz w:val="24"/>
+          <w:rFonts w:ascii="Times New Roman" w:hAnsi="Times New Roman" w:cs="Times New Roman"/>
+        </w:rPr>
+        <w:t>C. Không ai sở hữu</w:t>
+      </w:r>
+    </w:p>
+    <w:p>
+      <w:pPr>
+        <w:spacing w:before="0" w:after="50" w:line="276" w:lineRule="auto"/>
+        <w:ind w:left="360"/>
+      </w:pPr>
+      <w:r>
+        <w:rPr>
+          <w:rFonts w:ascii="Times New Roman" w:hAnsi="Times New Roman"/>
+          <w:b w:val="0"/>
+          <w:i w:val="0"/>
+          <w:sz w:val="24"/>
+          <w:rFonts w:ascii="Times New Roman" w:hAnsi="Times New Roman" w:cs="Times New Roman"/>
+        </w:rPr>
+        <w:t>D. Chỉ dùng 1 ngày</w:t>
+      </w:r>
+    </w:p>
+    <w:p>
+      <w:pPr>
+        <w:keepNext/>
         <w:spacing w:before="80" w:after="40" w:line="276" w:lineRule="auto"/>
         <w:jc w:val="left"/>
       </w:pPr>
@@ -3100,38 +3855,74 @@
     </w:p>
     <w:p>
       <w:pPr>
+        <w:keepNext/>
         <w:spacing w:before="0" w:after="20" w:line="276" w:lineRule="auto"/>
-        <w:jc w:val="left"/>
-      </w:pPr>
-      <w:r>
-        <w:rPr>
-          <w:rFonts w:ascii="Times New Roman" w:hAnsi="Times New Roman"/>
-          <w:b w:val="0"/>
-          <w:i w:val="0"/>
-          <w:sz w:val="24"/>
-          <w:rFonts w:ascii="Times New Roman" w:hAnsi="Times New Roman" w:cs="Times New Roman"/>
-        </w:rPr>
-        <w:t xml:space="preserve">    A. Phần mềm không dùng được         B. Phần mềm cho phép xem, sửa đổi và chia sẻ mã nguồn miễn phí</w:t>
-      </w:r>
-    </w:p>
-    <w:p>
-      <w:pPr>
-        <w:spacing w:before="0" w:after="40" w:line="276" w:lineRule="auto"/>
-        <w:jc w:val="left"/>
-      </w:pPr>
-      <w:r>
-        <w:rPr>
-          <w:rFonts w:ascii="Times New Roman" w:hAnsi="Times New Roman"/>
-          <w:b w:val="0"/>
-          <w:i w:val="0"/>
-          <w:sz w:val="24"/>
-          <w:rFonts w:ascii="Times New Roman" w:hAnsi="Times New Roman" w:cs="Times New Roman"/>
-        </w:rPr>
-        <w:t xml:space="preserve">    C. Phần mềm rất đắt         D. Phần mềm chỉ chạy trên hệ điều hành Mac</w:t>
-      </w:r>
-    </w:p>
-    <w:p>
-      <w:pPr>
+        <w:ind w:left="360"/>
+      </w:pPr>
+      <w:r>
+        <w:rPr>
+          <w:rFonts w:ascii="Times New Roman" w:hAnsi="Times New Roman"/>
+          <w:b w:val="0"/>
+          <w:i w:val="0"/>
+          <w:sz w:val="24"/>
+          <w:rFonts w:ascii="Times New Roman" w:hAnsi="Times New Roman" w:cs="Times New Roman"/>
+        </w:rPr>
+        <w:t>A. Phần mềm không dùng được</w:t>
+      </w:r>
+    </w:p>
+    <w:p>
+      <w:pPr>
+        <w:keepNext/>
+        <w:spacing w:before="0" w:after="20" w:line="276" w:lineRule="auto"/>
+        <w:ind w:left="360"/>
+      </w:pPr>
+      <w:r>
+        <w:rPr>
+          <w:rFonts w:ascii="Times New Roman" w:hAnsi="Times New Roman"/>
+          <w:b w:val="0"/>
+          <w:i w:val="0"/>
+          <w:sz w:val="24"/>
+          <w:rFonts w:ascii="Times New Roman" w:hAnsi="Times New Roman" w:cs="Times New Roman"/>
+        </w:rPr>
+        <w:t>B. Phần mềm cho phép xem, sửa đổi và chia sẻ mã nguồn miễn phí</w:t>
+      </w:r>
+    </w:p>
+    <w:p>
+      <w:pPr>
+        <w:keepNext/>
+        <w:spacing w:before="0" w:after="20" w:line="276" w:lineRule="auto"/>
+        <w:ind w:left="360"/>
+      </w:pPr>
+      <w:r>
+        <w:rPr>
+          <w:rFonts w:ascii="Times New Roman" w:hAnsi="Times New Roman"/>
+          <w:b w:val="0"/>
+          <w:i w:val="0"/>
+          <w:sz w:val="24"/>
+          <w:rFonts w:ascii="Times New Roman" w:hAnsi="Times New Roman" w:cs="Times New Roman"/>
+        </w:rPr>
+        <w:t>C. Phần mềm rất đắt</w:t>
+      </w:r>
+    </w:p>
+    <w:p>
+      <w:pPr>
+        <w:spacing w:before="0" w:after="50" w:line="276" w:lineRule="auto"/>
+        <w:ind w:left="360"/>
+      </w:pPr>
+      <w:r>
+        <w:rPr>
+          <w:rFonts w:ascii="Times New Roman" w:hAnsi="Times New Roman"/>
+          <w:b w:val="0"/>
+          <w:i w:val="0"/>
+          <w:sz w:val="24"/>
+          <w:rFonts w:ascii="Times New Roman" w:hAnsi="Times New Roman" w:cs="Times New Roman"/>
+        </w:rPr>
+        <w:t>D. Phần mềm chỉ chạy trên hệ điều hành Mac</w:t>
+      </w:r>
+    </w:p>
+    <w:p>
+      <w:pPr>
+        <w:keepNext/>
         <w:spacing w:before="80" w:after="40" w:line="276" w:lineRule="auto"/>
         <w:jc w:val="left"/>
       </w:pPr>
@@ -3148,38 +3939,74 @@
     </w:p>
     <w:p>
       <w:pPr>
+        <w:keepNext/>
         <w:spacing w:before="0" w:after="20" w:line="276" w:lineRule="auto"/>
-        <w:jc w:val="left"/>
-      </w:pPr>
-      <w:r>
-        <w:rPr>
-          <w:rFonts w:ascii="Times New Roman" w:hAnsi="Times New Roman"/>
-          <w:b w:val="0"/>
-          <w:i w:val="0"/>
-          <w:sz w:val="24"/>
-          <w:rFonts w:ascii="Times New Roman" w:hAnsi="Times New Roman" w:cs="Times New Roman"/>
-        </w:rPr>
-        <w:t xml:space="preserve">    A. Chỉ hàng         B. Giao điểm của cột và hàng (ví dụ: A1, B2)</w:t>
-      </w:r>
-    </w:p>
-    <w:p>
-      <w:pPr>
-        <w:spacing w:before="0" w:after="40" w:line="276" w:lineRule="auto"/>
-        <w:jc w:val="left"/>
-      </w:pPr>
-      <w:r>
-        <w:rPr>
-          <w:rFonts w:ascii="Times New Roman" w:hAnsi="Times New Roman"/>
-          <w:b w:val="0"/>
-          <w:i w:val="0"/>
-          <w:sz w:val="24"/>
-          <w:rFonts w:ascii="Times New Roman" w:hAnsi="Times New Roman" w:cs="Times New Roman"/>
-        </w:rPr>
-        <w:t xml:space="preserve">    C. Chỉ cột         D. Tên tệp</w:t>
-      </w:r>
-    </w:p>
-    <w:p>
-      <w:pPr>
+        <w:ind w:left="360"/>
+      </w:pPr>
+      <w:r>
+        <w:rPr>
+          <w:rFonts w:ascii="Times New Roman" w:hAnsi="Times New Roman"/>
+          <w:b w:val="0"/>
+          <w:i w:val="0"/>
+          <w:sz w:val="24"/>
+          <w:rFonts w:ascii="Times New Roman" w:hAnsi="Times New Roman" w:cs="Times New Roman"/>
+        </w:rPr>
+        <w:t>A. Chỉ hàng</w:t>
+      </w:r>
+    </w:p>
+    <w:p>
+      <w:pPr>
+        <w:keepNext/>
+        <w:spacing w:before="0" w:after="20" w:line="276" w:lineRule="auto"/>
+        <w:ind w:left="360"/>
+      </w:pPr>
+      <w:r>
+        <w:rPr>
+          <w:rFonts w:ascii="Times New Roman" w:hAnsi="Times New Roman"/>
+          <w:b w:val="0"/>
+          <w:i w:val="0"/>
+          <w:sz w:val="24"/>
+          <w:rFonts w:ascii="Times New Roman" w:hAnsi="Times New Roman" w:cs="Times New Roman"/>
+        </w:rPr>
+        <w:t>B. Giao điểm của cột và hàng (ví dụ: A1, B2)</w:t>
+      </w:r>
+    </w:p>
+    <w:p>
+      <w:pPr>
+        <w:keepNext/>
+        <w:spacing w:before="0" w:after="20" w:line="276" w:lineRule="auto"/>
+        <w:ind w:left="360"/>
+      </w:pPr>
+      <w:r>
+        <w:rPr>
+          <w:rFonts w:ascii="Times New Roman" w:hAnsi="Times New Roman"/>
+          <w:b w:val="0"/>
+          <w:i w:val="0"/>
+          <w:sz w:val="24"/>
+          <w:rFonts w:ascii="Times New Roman" w:hAnsi="Times New Roman" w:cs="Times New Roman"/>
+        </w:rPr>
+        <w:t>C. Chỉ cột</w:t>
+      </w:r>
+    </w:p>
+    <w:p>
+      <w:pPr>
+        <w:spacing w:before="0" w:after="50" w:line="276" w:lineRule="auto"/>
+        <w:ind w:left="360"/>
+      </w:pPr>
+      <w:r>
+        <w:rPr>
+          <w:rFonts w:ascii="Times New Roman" w:hAnsi="Times New Roman"/>
+          <w:b w:val="0"/>
+          <w:i w:val="0"/>
+          <w:sz w:val="24"/>
+          <w:rFonts w:ascii="Times New Roman" w:hAnsi="Times New Roman" w:cs="Times New Roman"/>
+        </w:rPr>
+        <w:t>D. Tên tệp</w:t>
+      </w:r>
+    </w:p>
+    <w:p>
+      <w:pPr>
+        <w:keepNext/>
         <w:spacing w:before="80" w:after="40" w:line="276" w:lineRule="auto"/>
         <w:jc w:val="left"/>
       </w:pPr>
@@ -3196,38 +4023,52 @@
     </w:p>
     <w:p>
       <w:pPr>
+        <w:keepNext/>
+        <w:tabs>
+          <w:tab w:pos="360" w:val="left"/>
+          <w:tab w:pos="5112" w:val="left"/>
+        </w:tabs>
         <w:spacing w:before="0" w:after="20" w:line="276" w:lineRule="auto"/>
-        <w:jc w:val="left"/>
-      </w:pPr>
-      <w:r>
-        <w:rPr>
-          <w:rFonts w:ascii="Times New Roman" w:hAnsi="Times New Roman"/>
-          <w:b w:val="0"/>
-          <w:i w:val="0"/>
-          <w:sz w:val="24"/>
-          <w:rFonts w:ascii="Times New Roman" w:hAnsi="Times New Roman" w:cs="Times New Roman"/>
-        </w:rPr>
-        <w:t xml:space="preserve">    A. Số (1, 2, 3)         B. Chữ cái (A, B, C)</w:t>
-      </w:r>
-    </w:p>
-    <w:p>
-      <w:pPr>
-        <w:spacing w:before="0" w:after="40" w:line="276" w:lineRule="auto"/>
-        <w:jc w:val="left"/>
-      </w:pPr>
-      <w:r>
-        <w:rPr>
-          <w:rFonts w:ascii="Times New Roman" w:hAnsi="Times New Roman"/>
-          <w:b w:val="0"/>
-          <w:i w:val="0"/>
-          <w:sz w:val="24"/>
-          <w:rFonts w:ascii="Times New Roman" w:hAnsi="Times New Roman" w:cs="Times New Roman"/>
-        </w:rPr>
-        <w:t xml:space="preserve">    C. Kí hiệu đặc biệt         D. Ngày tháng</w:t>
-      </w:r>
-    </w:p>
-    <w:p>
-      <w:pPr>
+      </w:pPr>
+      <w:r>
+        <w:rPr>
+          <w:rFonts w:ascii="Times New Roman" w:hAnsi="Times New Roman"/>
+          <w:b w:val="0"/>
+          <w:i w:val="0"/>
+          <w:sz w:val="24"/>
+          <w:rFonts w:ascii="Times New Roman" w:hAnsi="Times New Roman" w:cs="Times New Roman"/>
+        </w:rPr>
+        <w:tab/>
+        <w:t>A. Số (1, 2, 3)</w:t>
+        <w:tab/>
+        <w:t>B. Chữ cái (A, B, C)</w:t>
+      </w:r>
+    </w:p>
+    <w:p>
+      <w:pPr>
+        <w:tabs>
+          <w:tab w:pos="360" w:val="left"/>
+          <w:tab w:pos="5112" w:val="left"/>
+        </w:tabs>
+        <w:spacing w:before="0" w:after="50" w:line="276" w:lineRule="auto"/>
+      </w:pPr>
+      <w:r>
+        <w:rPr>
+          <w:rFonts w:ascii="Times New Roman" w:hAnsi="Times New Roman"/>
+          <w:b w:val="0"/>
+          <w:i w:val="0"/>
+          <w:sz w:val="24"/>
+          <w:rFonts w:ascii="Times New Roman" w:hAnsi="Times New Roman" w:cs="Times New Roman"/>
+        </w:rPr>
+        <w:tab/>
+        <w:t>C. Kí hiệu đặc biệt</w:t>
+        <w:tab/>
+        <w:t>D. Ngày tháng</w:t>
+      </w:r>
+    </w:p>
+    <w:p>
+      <w:pPr>
+        <w:keepNext/>
         <w:spacing w:before="80" w:after="40" w:line="276" w:lineRule="auto"/>
         <w:jc w:val="left"/>
       </w:pPr>
@@ -3244,38 +4085,52 @@
     </w:p>
     <w:p>
       <w:pPr>
+        <w:keepNext/>
+        <w:tabs>
+          <w:tab w:pos="360" w:val="left"/>
+          <w:tab w:pos="5112" w:val="left"/>
+        </w:tabs>
         <w:spacing w:before="0" w:after="20" w:line="276" w:lineRule="auto"/>
-        <w:jc w:val="left"/>
-      </w:pPr>
-      <w:r>
-        <w:rPr>
-          <w:rFonts w:ascii="Times New Roman" w:hAnsi="Times New Roman"/>
-          <w:b w:val="0"/>
-          <w:i w:val="0"/>
-          <w:sz w:val="24"/>
-          <w:rFonts w:ascii="Times New Roman" w:hAnsi="Times New Roman" w:cs="Times New Roman"/>
-        </w:rPr>
-        <w:t xml:space="preserve">    A. Chữ cái         B. Số (1, 2, 3...)</w:t>
-      </w:r>
-    </w:p>
-    <w:p>
-      <w:pPr>
-        <w:spacing w:before="0" w:after="40" w:line="276" w:lineRule="auto"/>
-        <w:jc w:val="left"/>
-      </w:pPr>
-      <w:r>
-        <w:rPr>
-          <w:rFonts w:ascii="Times New Roman" w:hAnsi="Times New Roman"/>
-          <w:b w:val="0"/>
-          <w:i w:val="0"/>
-          <w:sz w:val="24"/>
-          <w:rFonts w:ascii="Times New Roman" w:hAnsi="Times New Roman" w:cs="Times New Roman"/>
-        </w:rPr>
-        <w:t xml:space="preserve">    C. Tên tháng         D. Ký hiệu</w:t>
-      </w:r>
-    </w:p>
-    <w:p>
-      <w:pPr>
+      </w:pPr>
+      <w:r>
+        <w:rPr>
+          <w:rFonts w:ascii="Times New Roman" w:hAnsi="Times New Roman"/>
+          <w:b w:val="0"/>
+          <w:i w:val="0"/>
+          <w:sz w:val="24"/>
+          <w:rFonts w:ascii="Times New Roman" w:hAnsi="Times New Roman" w:cs="Times New Roman"/>
+        </w:rPr>
+        <w:tab/>
+        <w:t>A. Chữ cái</w:t>
+        <w:tab/>
+        <w:t>B. Số (1, 2, 3...)</w:t>
+      </w:r>
+    </w:p>
+    <w:p>
+      <w:pPr>
+        <w:tabs>
+          <w:tab w:pos="360" w:val="left"/>
+          <w:tab w:pos="5112" w:val="left"/>
+        </w:tabs>
+        <w:spacing w:before="0" w:after="50" w:line="276" w:lineRule="auto"/>
+      </w:pPr>
+      <w:r>
+        <w:rPr>
+          <w:rFonts w:ascii="Times New Roman" w:hAnsi="Times New Roman"/>
+          <w:b w:val="0"/>
+          <w:i w:val="0"/>
+          <w:sz w:val="24"/>
+          <w:rFonts w:ascii="Times New Roman" w:hAnsi="Times New Roman" w:cs="Times New Roman"/>
+        </w:rPr>
+        <w:tab/>
+        <w:t>C. Tên tháng</w:t>
+        <w:tab/>
+        <w:t>D. Ký hiệu</w:t>
+      </w:r>
+    </w:p>
+    <w:p>
+      <w:pPr>
+        <w:keepNext/>
         <w:spacing w:before="80" w:after="40" w:line="276" w:lineRule="auto"/>
         <w:jc w:val="left"/>
       </w:pPr>
@@ -3292,38 +4147,74 @@
     </w:p>
     <w:p>
       <w:pPr>
+        <w:keepNext/>
         <w:spacing w:before="0" w:after="20" w:line="276" w:lineRule="auto"/>
-        <w:jc w:val="left"/>
-      </w:pPr>
-      <w:r>
-        <w:rPr>
-          <w:rFonts w:ascii="Times New Roman" w:hAnsi="Times New Roman"/>
-          <w:b w:val="0"/>
-          <w:i w:val="0"/>
-          <w:sz w:val="24"/>
-          <w:rFonts w:ascii="Times New Roman" w:hAnsi="Times New Roman" w:cs="Times New Roman"/>
-        </w:rPr>
-        <w:t xml:space="preserve">    A. Vẽ tranh         B. Nhập và hiển thị nội dung/công thức của ô đang chọn</w:t>
-      </w:r>
-    </w:p>
-    <w:p>
-      <w:pPr>
-        <w:spacing w:before="0" w:after="40" w:line="276" w:lineRule="auto"/>
-        <w:jc w:val="left"/>
-      </w:pPr>
-      <w:r>
-        <w:rPr>
-          <w:rFonts w:ascii="Times New Roman" w:hAnsi="Times New Roman"/>
-          <w:b w:val="0"/>
-          <w:i w:val="0"/>
-          <w:sz w:val="24"/>
-          <w:rFonts w:ascii="Times New Roman" w:hAnsi="Times New Roman" w:cs="Times New Roman"/>
-        </w:rPr>
-        <w:t xml:space="preserve">    C. In tài liệu         D. Tắt Excel</w:t>
-      </w:r>
-    </w:p>
-    <w:p>
-      <w:pPr>
+        <w:ind w:left="360"/>
+      </w:pPr>
+      <w:r>
+        <w:rPr>
+          <w:rFonts w:ascii="Times New Roman" w:hAnsi="Times New Roman"/>
+          <w:b w:val="0"/>
+          <w:i w:val="0"/>
+          <w:sz w:val="24"/>
+          <w:rFonts w:ascii="Times New Roman" w:hAnsi="Times New Roman" w:cs="Times New Roman"/>
+        </w:rPr>
+        <w:t>A. Vẽ tranh</w:t>
+      </w:r>
+    </w:p>
+    <w:p>
+      <w:pPr>
+        <w:keepNext/>
+        <w:spacing w:before="0" w:after="20" w:line="276" w:lineRule="auto"/>
+        <w:ind w:left="360"/>
+      </w:pPr>
+      <w:r>
+        <w:rPr>
+          <w:rFonts w:ascii="Times New Roman" w:hAnsi="Times New Roman"/>
+          <w:b w:val="0"/>
+          <w:i w:val="0"/>
+          <w:sz w:val="24"/>
+          <w:rFonts w:ascii="Times New Roman" w:hAnsi="Times New Roman" w:cs="Times New Roman"/>
+        </w:rPr>
+        <w:t>B. Nhập và hiển thị nội dung/công thức của ô đang chọn</w:t>
+      </w:r>
+    </w:p>
+    <w:p>
+      <w:pPr>
+        <w:keepNext/>
+        <w:spacing w:before="0" w:after="20" w:line="276" w:lineRule="auto"/>
+        <w:ind w:left="360"/>
+      </w:pPr>
+      <w:r>
+        <w:rPr>
+          <w:rFonts w:ascii="Times New Roman" w:hAnsi="Times New Roman"/>
+          <w:b w:val="0"/>
+          <w:i w:val="0"/>
+          <w:sz w:val="24"/>
+          <w:rFonts w:ascii="Times New Roman" w:hAnsi="Times New Roman" w:cs="Times New Roman"/>
+        </w:rPr>
+        <w:t>C. In tài liệu</w:t>
+      </w:r>
+    </w:p>
+    <w:p>
+      <w:pPr>
+        <w:spacing w:before="0" w:after="50" w:line="276" w:lineRule="auto"/>
+        <w:ind w:left="360"/>
+      </w:pPr>
+      <w:r>
+        <w:rPr>
+          <w:rFonts w:ascii="Times New Roman" w:hAnsi="Times New Roman"/>
+          <w:b w:val="0"/>
+          <w:i w:val="0"/>
+          <w:sz w:val="24"/>
+          <w:rFonts w:ascii="Times New Roman" w:hAnsi="Times New Roman" w:cs="Times New Roman"/>
+        </w:rPr>
+        <w:t>D. Tắt Excel</w:t>
+      </w:r>
+    </w:p>
+    <w:p>
+      <w:pPr>
+        <w:keepNext/>
         <w:spacing w:before="80" w:after="40" w:line="276" w:lineRule="auto"/>
         <w:jc w:val="left"/>
       </w:pPr>
@@ -3340,38 +4231,74 @@
     </w:p>
     <w:p>
       <w:pPr>
+        <w:keepNext/>
         <w:spacing w:before="0" w:after="20" w:line="276" w:lineRule="auto"/>
-        <w:jc w:val="left"/>
-      </w:pPr>
-      <w:r>
-        <w:rPr>
-          <w:rFonts w:ascii="Times New Roman" w:hAnsi="Times New Roman"/>
-          <w:b w:val="0"/>
-          <w:i w:val="0"/>
-          <w:sz w:val="24"/>
-          <w:rFonts w:ascii="Times New Roman" w:hAnsi="Times New Roman" w:cs="Times New Roman"/>
-        </w:rPr>
-        <w:t xml:space="preserve">    A. Click vào ô → gõ nội dung → Enter         B. Rút USB</w:t>
-      </w:r>
-    </w:p>
-    <w:p>
-      <w:pPr>
-        <w:spacing w:before="0" w:after="40" w:line="276" w:lineRule="auto"/>
-        <w:jc w:val="left"/>
-      </w:pPr>
-      <w:r>
-        <w:rPr>
-          <w:rFonts w:ascii="Times New Roman" w:hAnsi="Times New Roman"/>
-          <w:b w:val="0"/>
-          <w:i w:val="0"/>
-          <w:sz w:val="24"/>
-          <w:rFonts w:ascii="Times New Roman" w:hAnsi="Times New Roman" w:cs="Times New Roman"/>
-        </w:rPr>
-        <w:t xml:space="preserve">    C. Tắt máy         D. Xóa Excel</w:t>
-      </w:r>
-    </w:p>
-    <w:p>
-      <w:pPr>
+        <w:ind w:left="360"/>
+      </w:pPr>
+      <w:r>
+        <w:rPr>
+          <w:rFonts w:ascii="Times New Roman" w:hAnsi="Times New Roman"/>
+          <w:b w:val="0"/>
+          <w:i w:val="0"/>
+          <w:sz w:val="24"/>
+          <w:rFonts w:ascii="Times New Roman" w:hAnsi="Times New Roman" w:cs="Times New Roman"/>
+        </w:rPr>
+        <w:t>A. Click vào ô → gõ nội dung → Enter</w:t>
+      </w:r>
+    </w:p>
+    <w:p>
+      <w:pPr>
+        <w:keepNext/>
+        <w:spacing w:before="0" w:after="20" w:line="276" w:lineRule="auto"/>
+        <w:ind w:left="360"/>
+      </w:pPr>
+      <w:r>
+        <w:rPr>
+          <w:rFonts w:ascii="Times New Roman" w:hAnsi="Times New Roman"/>
+          <w:b w:val="0"/>
+          <w:i w:val="0"/>
+          <w:sz w:val="24"/>
+          <w:rFonts w:ascii="Times New Roman" w:hAnsi="Times New Roman" w:cs="Times New Roman"/>
+        </w:rPr>
+        <w:t>B. Rút USB</w:t>
+      </w:r>
+    </w:p>
+    <w:p>
+      <w:pPr>
+        <w:keepNext/>
+        <w:spacing w:before="0" w:after="20" w:line="276" w:lineRule="auto"/>
+        <w:ind w:left="360"/>
+      </w:pPr>
+      <w:r>
+        <w:rPr>
+          <w:rFonts w:ascii="Times New Roman" w:hAnsi="Times New Roman"/>
+          <w:b w:val="0"/>
+          <w:i w:val="0"/>
+          <w:sz w:val="24"/>
+          <w:rFonts w:ascii="Times New Roman" w:hAnsi="Times New Roman" w:cs="Times New Roman"/>
+        </w:rPr>
+        <w:t>C. Tắt máy</w:t>
+      </w:r>
+    </w:p>
+    <w:p>
+      <w:pPr>
+        <w:spacing w:before="0" w:after="50" w:line="276" w:lineRule="auto"/>
+        <w:ind w:left="360"/>
+      </w:pPr>
+      <w:r>
+        <w:rPr>
+          <w:rFonts w:ascii="Times New Roman" w:hAnsi="Times New Roman"/>
+          <w:b w:val="0"/>
+          <w:i w:val="0"/>
+          <w:sz w:val="24"/>
+          <w:rFonts w:ascii="Times New Roman" w:hAnsi="Times New Roman" w:cs="Times New Roman"/>
+        </w:rPr>
+        <w:t>D. Xóa Excel</w:t>
+      </w:r>
+    </w:p>
+    <w:p>
+      <w:pPr>
+        <w:keepNext/>
         <w:spacing w:before="80" w:after="40" w:line="276" w:lineRule="auto"/>
         <w:jc w:val="left"/>
       </w:pPr>
@@ -3388,38 +4315,52 @@
     </w:p>
     <w:p>
       <w:pPr>
+        <w:keepNext/>
+        <w:tabs>
+          <w:tab w:pos="360" w:val="left"/>
+          <w:tab w:pos="5112" w:val="left"/>
+        </w:tabs>
         <w:spacing w:before="0" w:after="20" w:line="276" w:lineRule="auto"/>
-        <w:jc w:val="left"/>
-      </w:pPr>
-      <w:r>
-        <w:rPr>
-          <w:rFonts w:ascii="Times New Roman" w:hAnsi="Times New Roman"/>
-          <w:b w:val="0"/>
-          <w:i w:val="0"/>
-          <w:sz w:val="24"/>
-          <w:rFonts w:ascii="Times New Roman" w:hAnsi="Times New Roman" w:cs="Times New Roman"/>
-        </w:rPr>
-        <w:t xml:space="preserve">    A. Trang web         B. Một bảng tính chứa các ô dữ liệu</w:t>
-      </w:r>
-    </w:p>
-    <w:p>
-      <w:pPr>
-        <w:spacing w:before="0" w:after="40" w:line="276" w:lineRule="auto"/>
-        <w:jc w:val="left"/>
-      </w:pPr>
-      <w:r>
-        <w:rPr>
-          <w:rFonts w:ascii="Times New Roman" w:hAnsi="Times New Roman"/>
-          <w:b w:val="0"/>
-          <w:i w:val="0"/>
-          <w:sz w:val="24"/>
-          <w:rFonts w:ascii="Times New Roman" w:hAnsi="Times New Roman" w:cs="Times New Roman"/>
-        </w:rPr>
-        <w:t xml:space="preserve">    C. Phần mềm Word         D. File hình ảnh</w:t>
-      </w:r>
-    </w:p>
-    <w:p>
-      <w:pPr>
+      </w:pPr>
+      <w:r>
+        <w:rPr>
+          <w:rFonts w:ascii="Times New Roman" w:hAnsi="Times New Roman"/>
+          <w:b w:val="0"/>
+          <w:i w:val="0"/>
+          <w:sz w:val="24"/>
+          <w:rFonts w:ascii="Times New Roman" w:hAnsi="Times New Roman" w:cs="Times New Roman"/>
+        </w:rPr>
+        <w:tab/>
+        <w:t>A. Trang web</w:t>
+        <w:tab/>
+        <w:t>B. Một bảng tính chứa các ô dữ liệu</w:t>
+      </w:r>
+    </w:p>
+    <w:p>
+      <w:pPr>
+        <w:tabs>
+          <w:tab w:pos="360" w:val="left"/>
+          <w:tab w:pos="5112" w:val="left"/>
+        </w:tabs>
+        <w:spacing w:before="0" w:after="50" w:line="276" w:lineRule="auto"/>
+      </w:pPr>
+      <w:r>
+        <w:rPr>
+          <w:rFonts w:ascii="Times New Roman" w:hAnsi="Times New Roman"/>
+          <w:b w:val="0"/>
+          <w:i w:val="0"/>
+          <w:sz w:val="24"/>
+          <w:rFonts w:ascii="Times New Roman" w:hAnsi="Times New Roman" w:cs="Times New Roman"/>
+        </w:rPr>
+        <w:tab/>
+        <w:t>C. Phần mềm Word</w:t>
+        <w:tab/>
+        <w:t>D. File hình ảnh</w:t>
+      </w:r>
+    </w:p>
+    <w:p>
+      <w:pPr>
+        <w:keepNext/>
         <w:spacing w:before="80" w:after="40" w:line="276" w:lineRule="auto"/>
         <w:jc w:val="left"/>
       </w:pPr>
@@ -3436,34 +4377,47 @@
     </w:p>
     <w:p>
       <w:pPr>
+        <w:keepNext/>
+        <w:tabs>
+          <w:tab w:pos="360" w:val="left"/>
+          <w:tab w:pos="5112" w:val="left"/>
+        </w:tabs>
         <w:spacing w:before="0" w:after="20" w:line="276" w:lineRule="auto"/>
-        <w:jc w:val="left"/>
-      </w:pPr>
-      <w:r>
-        <w:rPr>
-          <w:rFonts w:ascii="Times New Roman" w:hAnsi="Times New Roman"/>
-          <w:b w:val="0"/>
-          <w:i w:val="0"/>
-          <w:sz w:val="24"/>
-          <w:rFonts w:ascii="Times New Roman" w:hAnsi="Times New Roman" w:cs="Times New Roman"/>
-        </w:rPr>
-        <w:t xml:space="preserve">    A. Biểu tượng W (Word)         B. Biểu tượng X (Excel) màu xanh lá</w:t>
-      </w:r>
-    </w:p>
-    <w:p>
-      <w:pPr>
-        <w:spacing w:before="0" w:after="40" w:line="276" w:lineRule="auto"/>
-        <w:jc w:val="left"/>
-      </w:pPr>
-      <w:r>
-        <w:rPr>
-          <w:rFonts w:ascii="Times New Roman" w:hAnsi="Times New Roman"/>
-          <w:b w:val="0"/>
-          <w:i w:val="0"/>
-          <w:sz w:val="24"/>
-          <w:rFonts w:ascii="Times New Roman" w:hAnsi="Times New Roman" w:cs="Times New Roman"/>
-        </w:rPr>
-        <w:t xml:space="preserve">    C. Biểu tượng P (PowerPoint)         D. Biểu tượng Chrome</w:t>
+      </w:pPr>
+      <w:r>
+        <w:rPr>
+          <w:rFonts w:ascii="Times New Roman" w:hAnsi="Times New Roman"/>
+          <w:b w:val="0"/>
+          <w:i w:val="0"/>
+          <w:sz w:val="24"/>
+          <w:rFonts w:ascii="Times New Roman" w:hAnsi="Times New Roman" w:cs="Times New Roman"/>
+        </w:rPr>
+        <w:tab/>
+        <w:t>A. Biểu tượng W (Word)</w:t>
+        <w:tab/>
+        <w:t>B. Biểu tượng X (Excel) màu xanh lá</w:t>
+      </w:r>
+    </w:p>
+    <w:p>
+      <w:pPr>
+        <w:tabs>
+          <w:tab w:pos="360" w:val="left"/>
+          <w:tab w:pos="5112" w:val="left"/>
+        </w:tabs>
+        <w:spacing w:before="0" w:after="50" w:line="276" w:lineRule="auto"/>
+      </w:pPr>
+      <w:r>
+        <w:rPr>
+          <w:rFonts w:ascii="Times New Roman" w:hAnsi="Times New Roman"/>
+          <w:b w:val="0"/>
+          <w:i w:val="0"/>
+          <w:sz w:val="24"/>
+          <w:rFonts w:ascii="Times New Roman" w:hAnsi="Times New Roman" w:cs="Times New Roman"/>
+        </w:rPr>
+        <w:tab/>
+        <w:t>C. Biểu tượng P (PowerPoint)</w:t>
+        <w:tab/>
+        <w:t>D. Biểu tượng Chrome</w:t>
       </w:r>
     </w:p>
     <w:p>
